--- a/zaini_case_audit_output/outputs/word/documents/109_ضبط جلسة رقم 31 يوم 24-11-1444 هـ للدعوى رقم 42824717 طلب المدعى عليه تقديم العق.docx
+++ b/zaini_case_audit_output/outputs/word/documents/109_ضبط جلسة رقم 31 يوم 24-11-1444 هـ للدعوى رقم 42824717 طلب المدعى عليه تقديم العق.docx
@@ -182,7 +182,7 @@
           <w:b w:val="0"/>
           <w:i w:val="0"/>
         </w:rPr>
-        <w:t>أسامھ بن احمد بن عبا</w:t>
+        <w:t>ابع نب دمحا نب ھماسأ</w:t>
       </w:r>
     </w:p>
     <w:p>
@@ -195,7 +195,7 @@
           <w:b w:val="0"/>
           <w:i w:val="0"/>
         </w:rPr>
-        <w:t>أسامھ بن احمد بن عبا</w:t>
+        <w:t>ابع نب دمحا نب ھماسأ</w:t>
       </w:r>
     </w:p>
     <w:p>
@@ -208,7 +208,7 @@
           <w:b w:val="0"/>
           <w:i w:val="0"/>
         </w:rPr>
-        <w:t>ھتفص ةيضقلاب ىدلف ىدلف ةرئادلا ةرئادلا و و و و ءان ءان ع ع ةيضقلا ةيضقلا مقر مقر ۷۱۷ ۷۱۷٤۲۸۲ ۲۸۲٤ راتو راتو خ خ ۲٤٤٤٤۱/۲۱۲۱/۵۲۵۲ ـ ا ا دم دم ةالصلاو ةالصلاو مالسلاو مالسلاو ع ع لوسر لوسر هللااهللاا امأ امأ دع دع :</w:t>
+        <w:t>: عد عد أما أما االلهاالله رسول رسول ع ع والسلام والسلام والصلاة والصلاة مد مد ا ا ـ ۲۵۲۵/۱۲۱۲/۱٤٤٤٤۲ خ خ وتار وتار ٤۲۸۲ ۲۸۲٤۷۱۷ ۷۱۷ رقم رقم القضية القضية ع ع ناء ناء و و و و الدائرة الدائرة فلدى فلدى بالقضية صفتھ</w:t>
       </w:r>
     </w:p>
     <w:p>
@@ -234,7 +234,7 @@
           <w:b w:val="0"/>
           <w:i w:val="0"/>
         </w:rPr>
-        <w:t>طبض</w:t>
+        <w:t>ضبط</w:t>
       </w:r>
     </w:p>
     <w:p>
@@ -247,7 +247,7 @@
           <w:b w:val="0"/>
           <w:i w:val="0"/>
         </w:rPr>
-        <w:t>مقر ةيضقلا : ۷۱۷٤۲۸۲٤ مقر ةسل ا : ۱۳ مقر حفصلا ـة : ۱ ةرئادلا و ةمكحملا ة راجتلا ةدجب</w:t>
+        <w:t>بجدة التجار ة المحكمة و الدائرة ۱ : ةـ الصفح رقم ۳۱ : ا لسة رقم ٤۲۸۲٤۷۱۷ : القضية رقم</w:t>
       </w:r>
     </w:p>
     <w:p>
@@ -364,7 +364,7 @@
           <w:b w:val="0"/>
           <w:i w:val="0"/>
         </w:rPr>
-        <w:t>أسامھ بن احمد بن عبا</w:t>
+        <w:t>ابع نب دمحا نب ھماسأ</w:t>
       </w:r>
     </w:p>
     <w:p>
@@ -377,7 +377,7 @@
           <w:b w:val="0"/>
           <w:i w:val="0"/>
         </w:rPr>
-        <w:t>أسامھ بن احمد بن عبا</w:t>
+        <w:t>ابع نب دمحا نب ھماسأ</w:t>
       </w:r>
     </w:p>
     <w:p>
@@ -442,7 +442,7 @@
           <w:b w:val="0"/>
           <w:i w:val="0"/>
         </w:rPr>
-        <w:t>ىوعدلا ىوعدلا</w:t>
+        <w:t>الدعوى الدعوى</w:t>
       </w:r>
     </w:p>
     <w:p>
@@ -494,7 +494,7 @@
           <w:b w:val="0"/>
           <w:i w:val="0"/>
         </w:rPr>
-        <w:t>طبض</w:t>
+        <w:t>ضبط</w:t>
       </w:r>
     </w:p>
     <w:p>
@@ -507,7 +507,7 @@
           <w:b w:val="0"/>
           <w:i w:val="0"/>
         </w:rPr>
-        <w:t>مقر ةيضقلا : ۷۱۷٤۲۸۲٤ مقر ةسل ا : ۱۳ مقر حفصلا ـة : ۲ ةرئادلا و ةمكحملا ة راجتلا ةدجب</w:t>
+        <w:t>بجدة التجار ة المحكمة و الدائرة ۲ : ةـ الصفح رقم ۳۱ : ا لسة رقم ٤۲۸۲٤۷۱۷ : القضية رقم</w:t>
       </w:r>
     </w:p>
     <w:p>
@@ -624,7 +624,7 @@
           <w:b w:val="0"/>
           <w:i w:val="0"/>
         </w:rPr>
-        <w:t>أسامھ بن احمد بن عبا</w:t>
+        <w:t>ابع نب دمحا نب ھماسأ</w:t>
       </w:r>
     </w:p>
     <w:p>
@@ -637,7 +637,7 @@
           <w:b w:val="0"/>
           <w:i w:val="0"/>
         </w:rPr>
-        <w:t>أسامھ بن احمد بن عبا</w:t>
+        <w:t>ابع نب دمحا نب ھماسأ</w:t>
       </w:r>
     </w:p>
     <w:p>
@@ -663,7 +663,7 @@
           <w:b w:val="0"/>
           <w:i w:val="0"/>
         </w:rPr>
-        <w:t>طبض</w:t>
+        <w:t>ضبط</w:t>
       </w:r>
     </w:p>
     <w:p>
@@ -676,7 +676,7 @@
           <w:b w:val="0"/>
           <w:i w:val="0"/>
         </w:rPr>
-        <w:t>مقر ةيضقلا : ۷۱۷٤۲۸۲٤ مقر ةسل ا : ۱۳ مقر حفصلا ـة : ۳ ةرئادلا و ةمكحملا ة راجتلا ةدجب</w:t>
+        <w:t>بجدة التجار ة المحكمة و الدائرة ۳ : ةـ الصفح رقم ۳۱ : ا لسة رقم ٤۲۸۲٤۷۱۷ : القضية رقم</w:t>
       </w:r>
     </w:p>
     <w:p>
@@ -793,7 +793,7 @@
           <w:b w:val="0"/>
           <w:i w:val="0"/>
         </w:rPr>
-        <w:t>أسامھ بن احمد بن عبا</w:t>
+        <w:t>ابع نب دمحا نب ھماسأ</w:t>
       </w:r>
     </w:p>
     <w:p>
@@ -806,7 +806,7 @@
           <w:b w:val="0"/>
           <w:i w:val="0"/>
         </w:rPr>
-        <w:t>أسامھ بن احمد بن عبا</w:t>
+        <w:t>ابع نب دمحا نب ھماسأ</w:t>
       </w:r>
     </w:p>
     <w:p>
@@ -832,7 +832,7 @@
           <w:b w:val="0"/>
           <w:i w:val="0"/>
         </w:rPr>
-        <w:t>طبض</w:t>
+        <w:t>ضبط</w:t>
       </w:r>
     </w:p>
     <w:p>
@@ -845,7 +845,7 @@
           <w:b w:val="0"/>
           <w:i w:val="0"/>
         </w:rPr>
-        <w:t>مقر ةيضقلا : ۷۱۷٤۲۸۲٤ مقر ةسل ا : ۱۳ مقر حفصلا ـة : ٤ ةرئادلا و ةمكحملا ة راجتلا ةدجب</w:t>
+        <w:t>بجدة التجار ة المحكمة و الدائرة ٤ : ةـ الصفح رقم ۳۱ : ا لسة رقم ٤۲۸۲٤۷۱۷ : القضية رقم</w:t>
       </w:r>
     </w:p>
     <w:p>
@@ -962,7 +962,7 @@
           <w:b w:val="0"/>
           <w:i w:val="0"/>
         </w:rPr>
-        <w:t>أسامھ بن احمد بن عبا</w:t>
+        <w:t>ابع نب دمحا نب ھماسأ</w:t>
       </w:r>
     </w:p>
     <w:p>
@@ -975,7 +975,7 @@
           <w:b w:val="0"/>
           <w:i w:val="0"/>
         </w:rPr>
-        <w:t>أسامھ بن احمد بن عبا</w:t>
+        <w:t>ابع نب دمحا نب ھماسأ</w:t>
       </w:r>
     </w:p>
     <w:p>
@@ -988,7 +988,7 @@
           <w:b w:val="0"/>
           <w:i w:val="0"/>
         </w:rPr>
-        <w:t>.ةيل JED-COMM1@moj.gov.sa ) اـيدوو إ فرطلا رخ ، مـث ع دملا ھـيلع بـيقعتلا لـالخ 3 ماـيأ قـفو تاذ (PDF ،) مث عدوـي نع قـ رط زجاـن - اـم مل رذـعتي كـلذ - عم ثع ة ـ ھنم إ دـ رب ةرئادـلا ي و ـكل ( COMM- اـ يترت ا ـسر فو اـ لعجو فـلم دـحاو ، عو ـالأ زواـجتي مـ فـلملا قـفرملا ( 10 اـجيم تياـب ) نأو نو ي ةغيـصب</w:t>
+        <w:t>بصـيغة ي ون وأن ( بـايت ميجـا 10 ) المرفـق الملـف ـم يتجـاوز ألاـ وع ، واحـد ملـف وجعل ـا وف رسـ ا ترتي ـا COMM- ) لكـ و ي الـدائرة بر ـد إ منھ ـ ة عث مع - ذلـك يتعـذر لم مـا - نـاجز طر ـق عن يـودع ثم (، PDF) ذات وفـق أيـام 3 خلاـل التعقيـب عليـھ المد ع ثـم ، خر الطرف إ ووديـا ( JED-COMM1@moj.gov.sa لية.</w:t>
       </w:r>
     </w:p>
     <w:p>
@@ -1001,7 +1001,7 @@
           <w:b w:val="0"/>
           <w:i w:val="0"/>
         </w:rPr>
-        <w:t>عيقوتلا دملا ةفصلا ناندع دمحا سابع ز مس</w:t>
+        <w:t>سم ز عباس احمد عدنان الصفة المد التوقيع</w:t>
       </w:r>
     </w:p>
     <w:p>
@@ -1066,7 +1066,7 @@
           <w:b w:val="0"/>
           <w:i w:val="0"/>
         </w:rPr>
-        <w:t>عيقوتلا دم ھيلع ةفصلا ةماسا دمحا سابع ز مس</w:t>
+        <w:t>سم ز عباس احمد اسامة الصفة عليھ مد التوقيع</w:t>
       </w:r>
     </w:p>
     <w:p>
@@ -1118,7 +1118,7 @@
           <w:b w:val="0"/>
           <w:i w:val="0"/>
         </w:rPr>
-        <w:t>طبض</w:t>
+        <w:t>ضبط</w:t>
       </w:r>
     </w:p>
     <w:p>
@@ -1131,7 +1131,7 @@
           <w:b w:val="0"/>
           <w:i w:val="0"/>
         </w:rPr>
-        <w:t>مقر ةيضقلا : ۷۱۷٤۲۸۲٤ مقر ةسل ا : ۱۳ مقر حفصلا ـة : ۵ ةرئادلا و ةمكحملا ة راجتلا ةدجب</w:t>
+        <w:t>بجدة التجار ة المحكمة و الدائرة ۵ : ةـ الصفح رقم ۳۱ : ا لسة رقم ٤۲۸۲٤۷۱۷ : القضية رقم</w:t>
       </w:r>
     </w:p>
     <w:p>
@@ -1157,7 +1157,7 @@
           <w:b w:val="0"/>
           <w:i w:val="0"/>
         </w:rPr>
-        <w:t>عيقوت عيقوت ءاضعأ ءاضعأ ةرئادلا ةرئادلا</w:t>
+        <w:t>الدائرة الدائرة أعضاء أعضاء توقيع توقيع</w:t>
       </w:r>
     </w:p>
     <w:sectPr>

--- a/zaini_case_audit_output/outputs/word/documents/109_ضبط جلسة رقم 31 يوم 24-11-1444 هـ للدعوى رقم 42824717 طلب المدعى عليه تقديم العق.docx
+++ b/zaini_case_audit_output/outputs/word/documents/109_ضبط جلسة رقم 31 يوم 24-11-1444 هـ للدعوى رقم 42824717 طلب المدعى عليه تقديم العق.docx
@@ -208,7 +208,7 @@
           <w:b w:val="0"/>
           <w:i w:val="0"/>
         </w:rPr>
-        <w:t>: عد عد أما أما االلهاالله رسول رسول ع ع والسلام والسلام والصلاة والصلاة مد مد ا ا ـ ۲۵۲۵/۱۲۱۲/۱٤٤٤٤۲ خ خ وتار وتار ٤۲۸۲ ۲۸۲٤۷۱۷ ۷۱۷ رقم رقم القضية القضية ع ع ناء ناء و و و و الدائرة الدائرة فلدى فلدى بالقضية صفتھ</w:t>
+        <w:t>: عد عد أما االله رسول ع ع والسلام والصلاة مد مد ا ا ـ ۲۵۲۵/۱۲۱۲/۱٤٤٤٤۲ خ خ وتار ٤۲۸۲ ۲۸۲٤۷۱۷ ۷۱۷ رقم القضية ع ع ناء و و و و الدائرة فلدى بالقضية صفتھ</w:t>
       </w:r>
     </w:p>
     <w:p>
@@ -221,7 +221,7 @@
           <w:b w:val="0"/>
           <w:i w:val="0"/>
         </w:rPr>
-        <w:t>تحتف تحتف ا ا ةسل ةسل روضحب روضحب : : فارطأ فارطأ ةيضقلا ةيضقلا دمحم زاوف نب نم عثلا لا و ة ةينطولا ۸۷۲۸۰۹۸۹۰۱ ةيدوعسلا ىماحم اش ع هللادبع ملاس نب ال ي لا و ة ةينطولا ۱۸۵۰۱٤۷۹۰۱ ةيدوعسلا ىماحم قراط فلخ نب ار ع ا را ى لا و ة ةينطولا ٤۵۰٦٤۱٦۵۰۱ ةيدوعسلا ىماحم ناندع دمحا سابع ز لا و ة ةينطولا ۳۳۷۲۹۰۷۱۰۱ ةيدوعسلا دملا مس عون لا و ة مقر لا و ة ا ةيس ھتفص ةيضقلاب رت ي نب حبار نب دعس طملا ي لا و ة ةينطولا ۸۳۵۰۵۸۲۲۱۱ ليكو مازع لصيف اربا مي جوخ لا و ة ةينطولا ٤٦۸۸۸٤۱۱۰۱ يدوعس ىماحم رمع دوعس نب دعس طملا ي لا و ة ةينطولا ۱۰۹۵٤۷۹۹۰۱ يدوعس ليكو ناطلس دجام رصان اطحقلا ي لا و ة ةينطولا ۳۳۰۷۷۳۰۰۱۱ يدوعس ىماحم رمع دوعس نب دعس طملا ي لا و ة ةينطولا ۱۰۹۵٤۷۹۹۰۱ يدوعس 2003 ع نب فرشم نب حرفم نب دشار لا و ة ةينطولا ۷۷۰٤۷۲٦٤۰۱ يدوعس ىماحم رساي اص ضئاع طملا ي لا و ة ةينطولا ٦۹۱٤۹۱۱۱۰۱ يدوعس ىماحم ةماسا دمحا سابع ز لا و ة ةينطولا ۱۰۳۷۱۰۸۰۰۱ يدوعس دم ھيلع ةقتاع حيدمحم عدمحم ا يزار لا و ة ةينطولا ۷٤۸٦۵۰۷۰۰۱ يدوعس دم ھيلع ناندع دمحا سابع ز لا و ة ةينطولا ۳۳۷۲۹۰۷۱۰۱ يدوعس دملا فيفر دشار ءازج يفقثلا لا و ة ةينطولا ۱۷۰۸۲۹۱۱۱۱ يدوعس ليكو ع بلاط اص يمايلا لا و ة ةينطولا ٦۰۸٤٤۰٤٤۰۱ يدوعس ىماحم ناميلس دمحم ناميلس يريدسلا لا و ة ةينطولا ۰۵۲۵٦۰۳۷۰۱ يدوعس ىماحم ناطلس دجام رصان اطحقلا ي لا و ة ةينطولا ۳۳۰۷۷۳۰۰۱۱ يدوعس رضاح قراط فلخ نب ار ع ا را ى لا و ة ةينطولا ٤۵۰٦٤۱٦۵۰۱ يدوعس ىماحم اش ع هللادبع ملاس نب ال ي لا و ة ةينطولا ۱۸۵۰۱٤۷۹۰۱ يدوعس ىماحم دمحم زاوف نب نم عثلا لا و ة ةينطولا ۸۷۲۸۰۹۸۹۰۱ يدوعس ىماحم مس عون لا و ة مقر لا و ة ا ةيس</w:t>
+        <w:t>تحتف ا ا ةسل روضحب : : فارطأ ةيضقلا دمحم زاوف نب نم عثلا لا و ة ةينطولا ۸۷۲۸۰۹۸۹۰۱ ةيدوعسلا ىماحم اش ع هللادبع ملاس نب ال ي لا و ة ةينطولا ۱۸۵۰۱٤۷۹۰۱ ةيدوعسلا ىماحم قراط فلخ نب ار ع ا را ى لا و ة ةينطولا ٤۵۰٦٤۱٦۵۰۱ ةيدوعسلا ىماحم ناندع دمحا سابع ز لا و ة ةينطولا ۳۳۷۲۹۰۷۱۰۱ ةيدوعسلا دملا مس عون لا و ة مقر لا و ة ا ةيس ھتفص ةيضقلاب رت ي نب حبار نب دعس طملا ي لا و ة ةينطولا ۸۳۵۰۵۸۲۲۱۱ ليكو مازع لصيف اربا مي جوخ لا و ة ةينطولا ٤٦۸۸۸٤۱۱۰۱ يدوعس ىماحم رمع دوعس نب دعس طملا ي لا و ة ةينطولا ۱۰۹۵٤۷۹۹۰۱ يدوعس ليكو ناطلس دجام رصان اطحقلا ي لا و ة ةينطولا ۳۳۰۷۷۳۰۰۱۱ يدوعس ىماحم رمع دوعس نب دعس طملا ي لا و ة ةينطولا ۱۰۹۵٤۷۹۹۰۱ يدوعس 2003 ع نب فرشم نب حرفم نب دشار لا و ة ةينطولا ۷۷۰٤۷۲٦٤۰۱ يدوعس ىماحم رساي اص ضئاع طملا ي لا و ة ةينطولا ٦۹۱٤۹۱۱۱۰۱ يدوعس ىماحم ةماسا دمحا سابع ز لا و ة ةينطولا ۱۰۳۷۱۰۸۰۰۱ يدوعس دم ھيلع ةقتاع حيدمحم عدمحم ا يزار لا و ة ةينطولا ۷٤۸٦۵۰۷۰۰۱ يدوعس دم ھيلع ناندع دمحا سابع ز لا و ة ةينطولا ۳۳۷۲۹۰۷۱۰۱ يدوعس دملا فيفر دشار ءازج يفقثلا لا و ة ةينطولا ۱۷۰۸۲۹۱۱۱۱ يدوعس ليكو ع بلاط اص يمايلا لا و ة ةينطولا ٦۰۸٤٤۰٤٤۰۱ يدوعس ىماحم ناميلس دمحم ناميلس يريدسلا لا و ة ةينطولا ۰۵۲۵٦۰۳۷۰۱ يدوعس ىماحم ناطلس دجام رصان اطحقلا ي لا و ة ةينطولا ۳۳۰۷۷۳۰۰۱۱ يدوعس رضاح قراط فلخ نب ار ع ا را ى لا و ة ةينطولا ٤۵۰٦٤۱٦۵۰۱ يدوعس ىماحم اش ع هللادبع ملاس نب ال ي لا و ة ةينطولا ۱۸۵۰۱٤۷۹۰۱ يدوعس ىماحم دمحم زاوف نب نم عثلا لا و ة ةينطولا ۸۷۲۸۰۹۸۹۰۱ يدوعس ىماحم مس عون لا و ة مقر لا و ة ا ةيس</w:t>
       </w:r>
     </w:p>
     <w:p>
@@ -442,7 +442,7 @@
           <w:b w:val="0"/>
           <w:i w:val="0"/>
         </w:rPr>
-        <w:t>الدعوى الدعوى</w:t>
+        <w:t>الدعوى</w:t>
       </w:r>
     </w:p>
     <w:p>
@@ -468,7 +468,7 @@
           <w:b w:val="0"/>
           <w:i w:val="0"/>
         </w:rPr>
-        <w:t>ةعفارملا ةعفارملا</w:t>
+        <w:t>ةعفارملا</w:t>
       </w:r>
     </w:p>
     <w:p>
@@ -1144,7 +1144,7 @@
           <w:b w:val="0"/>
           <w:i w:val="0"/>
         </w:rPr>
-        <w:t>فارطأ فارطأ ةيضقلا ةيضقلا</w:t>
+        <w:t>فارطأ ةيضقلا</w:t>
       </w:r>
     </w:p>
     <w:p>
@@ -1157,7 +1157,7 @@
           <w:b w:val="0"/>
           <w:i w:val="0"/>
         </w:rPr>
-        <w:t>الدائرة الدائرة أعضاء أعضاء توقيع توقيع</w:t>
+        <w:t>الدائرة أعضاء توقيع</w:t>
       </w:r>
     </w:p>
     <w:sectPr>

--- a/zaini_case_audit_output/outputs/word/documents/109_ضبط جلسة رقم 31 يوم 24-11-1444 هـ للدعوى رقم 42824717 طلب المدعى عليه تقديم العق.docx
+++ b/zaini_case_audit_output/outputs/word/documents/109_ضبط جلسة رقم 31 يوم 24-11-1444 هـ للدعوى رقم 42824717 طلب المدعى عليه تقديم العق.docx
@@ -78,7 +78,71 @@
           <w:b w:val="0"/>
           <w:i w:val="0"/>
         </w:rPr>
-        <w:t>أسامھ بن احمد بن عباس زيني</w:t>
+        <w:t>[صفحة 1]</w:t>
+        <w:br/>
+        <w:t>2</w:t>
+        <w:br/>
+        <w:t>ةيدوعسلا ةيبرعلا ةعلمما كاك</w:t>
+        <w:br/>
+        <w:t>هما وزارة العدل ضبط</w:t>
+        <w:br/>
+        <w:t>لاملا</w:t>
+        <w:br/>
+        <w:t>ع2 77722 و</w:t>
+        <w:br/>
+        <w:t>المحكمة التجارية بجدة رقم الصفحة: ‎١‏ ص ا .]م</w:t>
+        <w:br/>
+        <w:t>الدائرة الاولى ‎١‏ رقم القضية:  ‎14178741١07‏ رقمالجلسة: ‎"١‏ جا نت ل له]</w:t>
+        <w:br/>
+        <w:t>الحمد لله والصلاة والسلام على رسول الله أما يعد:</w:t>
+        <w:br/>
+        <w:t>فلدى الدائرة الاولى وبناء على القضيّة رقم /لا١/ا‏ 2758175 وتاريخ ‎184/١7/١5517‏ ه</w:t>
+        <w:br/>
+        <w:t>ل أنطراق القضية ا ف سس نز لس</w:t>
+        <w:br/>
+        <w:t>ىماحم يدوعس لي ةينطولا ةيوهلا يلعثلا رينم نب زاوف دمحم</w:t>
+        <w:br/>
+        <w:t>ىماحم يدوعس لقتل كح ةينطولا ةيوهلا يباله نب ملاس هللا دبع عياش</w:t>
+        <w:br/>
+        <w:t>ىماحم يدوعس ل ةينطولا ةيوهلا ىثراحلا عيار نب فلخ قراط</w:t>
+        <w:br/>
+        <w:t>سلطان ماجد ناصر القحطاني الهوية الوطنية ال لاس .11 سعودي حاضر</w:t>
+        <w:br/>
+        <w:t>سليمان محمد سليمان السديري الهوية الوطنية ‎١.١١‏ سعودي محامى</w:t>
+        <w:br/>
+        <w:t>ىماحم يدوعس ل ةينطولا ةيوهلا يمايلا حلاص بلاط يلع</w:t>
+        <w:br/>
+        <w:t>رفيف راشد جزاء الثقفي الهوية الوطنية لس ليل سعودي وكيل</w:t>
+        <w:br/>
+        <w:t>عدنان احمد عباس زيني الهوية الوطنية الف كل سعودي المدعي</w:t>
+        <w:br/>
+        <w:t>عاتقة محمديحيى محمدعلي الحرازي الهوية الوطنية لز سعودي مدعى عليه</w:t>
+        <w:br/>
+        <w:t>اسامة احمد عباس زيني الهوية الوطنية لف ل سعودي مدعى عليه</w:t>
+        <w:br/>
+        <w:t>ىماحم يدوعس لكحل ل ةينطولا ةيوهلا يريطملا ضئاع حلاص رساي</w:t>
+        <w:br/>
+        <w:t>ىماحم يدوعس ‏١5/4.‎ ةينطولا ةيوهلا دشار نب حرفم نب فرشم نب يلع</w:t>
+        <w:br/>
+        <w:t>2003 يدوعس ليل ةينطولا ةيوهلا يريطملا دعس نب دوعس رمع</w:t>
+        <w:br/>
+        <w:t>ىماحم يدوعس .11 سلال سلا ةينطولا ةيوهلا يناطحقلا رصان دجام ناطلس</w:t>
+        <w:br/>
+        <w:t>ليكو يدوعس ليك ةينطولا ةيوهلا يريطملا دعس نب دوعس رمع</w:t>
+        <w:br/>
+        <w:t>ىماحم يدوعس لك ل ةينطولا ةيوهلا جوخ ميهاربا لصيف مازع</w:t>
+        <w:br/>
+        <w:t>ليكو ‏١1١14.‎ ه8 ةينطولا ةيوهلا يريطملا دعس نب حبار نب يكرت</w:t>
+        <w:br/>
+        <w:t>- قتحت الجلسة يحتبور:- _ لاا #©َ# مه ٍ؟[سسصبببييييييييييييبيبيييييييييييييييييييييييييييييييييييييييييييييييييحححييييييييييييييييييييييييييجيجيجييجيييحججييييحح</w:t>
+        <w:br/>
+        <w:t>عدنان احمد عباس زيني الهوية الوظنية الف كل السعودية المدعي</w:t>
+        <w:br/>
+        <w:t>ىماحم ةيدوعسلا 0 ةينطولا ةيوهلا ىثراحلا عيار نب فلخ قراط</w:t>
+        <w:br/>
+        <w:t>ىماحم ةيدوعسلا ل ةينطولا ةيوهلا يباله نب ملاس هللا دبع عياش</w:t>
+        <w:br/>
+        <w:t>ىماحم ةيدوعسلا لي ةينطولا ةيوهلا يلعثلا رينم نب زاوف دمحم</w:t>
       </w:r>
     </w:p>
     <w:p>
@@ -91,7 +155,11 @@
           <w:b w:val="0"/>
           <w:i w:val="0"/>
         </w:rPr>
-        <w:t>أسامھ بن احمد بن عباس زيني</w:t>
+        <w:t>[صفحة 2]</w:t>
+        <w:br/>
+        <w:t>00</w:t>
+        <w:br/>
+        <w:t>ار انا</w:t>
       </w:r>
     </w:p>
     <w:p>
@@ -104,7 +172,9 @@
           <w:b w:val="0"/>
           <w:i w:val="0"/>
         </w:rPr>
-        <w:t>أسامھ بن احمد بن عباس زيني</w:t>
+        <w:t>المحكمة التجارية بجدة ‎١‏ رقم الصفحة: 2 ”</w:t>
+        <w:br/>
+        <w:t>الدائرة الاولى زقم القضية: 417474110 رقمالجلسة: ‎١‏ اف</w:t>
       </w:r>
     </w:p>
     <w:p>
@@ -117,7 +187,7 @@
           <w:b w:val="0"/>
           <w:i w:val="0"/>
         </w:rPr>
-        <w:t>أسامھ بن احمد بن عباس زيني</w:t>
+        <w:t>نىماجم ةيدوعسلا 1 سارا وسلا ةينطولا ةيوهلا يناطحقلا رصان دجام ناطلس</w:t>
       </w:r>
     </w:p>
     <w:p>
@@ -130,7 +200,7 @@
           <w:b w:val="0"/>
           <w:i w:val="0"/>
         </w:rPr>
-        <w:t>أسامھ بن احمد بن عباس زيني</w:t>
+        <w:t>اسامة احمد عباس زيني الهوية الوطنية ا ل السعودية مدعى عليه</w:t>
       </w:r>
     </w:p>
     <w:p>
@@ -143,7 +213,7 @@
           <w:b w:val="0"/>
           <w:i w:val="0"/>
         </w:rPr>
-        <w:t>أسامھ بن احمد بن عباس زيني</w:t>
+        <w:t>200 ةيدوعسلا 0 ةينطولا ةيوهلا يريطملا دعس نب دوعس رمع</w:t>
       </w:r>
     </w:p>
     <w:p>
@@ -156,7 +226,47 @@
           <w:b w:val="0"/>
           <w:i w:val="0"/>
         </w:rPr>
-        <w:t>أسامھ بن احمد بن عباس زيني</w:t>
+        <w:t>ليكو ةيدوعسلا 200 ةينطولا ةيوهلا يريطملا دعس نب دوعس رمع</w:t>
+        <w:br/>
+        <w:t>نوج زإلى فضيلتكم دعوانا بالتفصيل الآتي: بتاريخ 26 / 7/ 1434ه صدر حكم من المحكمة العامة بجدة</w:t>
+        <w:br/>
+        <w:t>بالصك رقم 43281449 وتاريخ 7/26 / 1434ه يقضي بتولي قيماً على المورث لفقدانه الأهلية والإدراك</w:t>
+        <w:br/>
+        <w:t>هيلع ىعدملا لغتسا هالعا اهلإ راشملا يلولا ىوعد رظن ءانثو ةبيرلاو كشلا ةرتف ينو (مكحلا كص قفرم)</w:t>
+        <w:br/>
+        <w:t>ةكرش يف هصصح عيب يف هنع عيقوتلاب ماقو 20351: هّللا همحري 20350: يلكوم ثروم نم هل ةحونمملا تالاكولا</w:t>
+        <w:br/>
+        <w:t>احمد زيني التجارية (ذات مسئولية محدودة) سجل تجاري رقم 4030196102 من مورث موكلي داكة20:</w:t>
+        <w:br/>
+        <w:t>يرحمه الله اكد20: لنفسه حيث وقع عن البائع وعن المشتري بقيمة بيع (450.000) ريال فقط وبذلك انتقلت</w:t>
+        <w:br/>
+        <w:t>ملكية تلك:الحصص وهي بنسبة (9090) من أملاك مورث موكي إلى أملاك المدعى عليه. وقد بلغت قيمّة تلك</w:t>
+        <w:br/>
+        <w:t>الحصص مبلغاً وقدرة (368.757.931) ثلاثمائة وثمانية وستون مليون وسبعمائة وسبعة وخمسون الفث</w:t>
+        <w:br/>
+        <w:t>وتسعمائة وواحد وثلاثون ريال وهي بنسبة (9090) من راس مال الشركة وذلك بناء على تقرير محاسبي صادر</w:t>
+        <w:br/>
+        <w:t>من خبير مكلف من قبل الدوائر التجارية بديوان المظالم في حينه. (مرفق التقرير المحاسبي) علماً أن الوكالات</w:t>
+        <w:br/>
+        <w:t>التي أجريت بها عملية البيع وكالات باطلة بتاء على فقدان المورث يرحمه اللّه للأهلية اثناء فترة البيع. وبتاريخ</w:t>
+        <w:br/>
+        <w:t>1 1438ه توفي مورث موكلي المغفور له بإذن اللّه/ أحمد عباس زينيء وانحصر إرثه في المدعي والمدعى</w:t>
+        <w:br/>
+        <w:t>عليه ووالدتهما بموجب صك حصر ورثة رقم 38391575 وتاريخ 12/ 5/ 1438ه (مرفق صك حصر الورثة)</w:t>
+        <w:br/>
+        <w:t>ويما ان المدعى عليه قد أمتنع عند سداد قيمة الحصص المشار إليها أعلاه ولعدم استجابته للمطالبات الودية</w:t>
+        <w:br/>
+        <w:t>من قبل موكلي مما اضطرنا إلى الالتجاء إلى فضيلتكم لإللزام المدعى عليه بسداد قيمة الحصص التي استوى</w:t>
+        <w:br/>
+        <w:t>علها من شركة احمد زيني التجارية. علماً أنه صدر حكم من المحكمة العامة بجدة بصك رقم 3855849</w:t>
+        <w:br/>
+        <w:t>وتاريخ 10/ 2/ 1438ه يقضي باختصاص القضاء التجاري لنظر هذه الدعوى (مرفق صك حكم الاختصاص)</w:t>
+        <w:br/>
+        <w:t>)» ذكرنا ان الحصص هي نسبتها 9090 من راس المال. كما نبلغكم أن النظام لايسمح لنا بإضافة مدعي او</w:t>
+        <w:br/>
+        <w:t>مدعى عليه اخر.</w:t>
+        <w:br/>
+        <w:t>في الجلسة تشير الدائرة إلى أنها عقدت هذه الجلسة عن بعد عبر الاتصال المرئي. وعن طريق نظام تقاضي.</w:t>
       </w:r>
     </w:p>
     <w:p>
@@ -169,7 +279,9 @@
           <w:b w:val="0"/>
           <w:i w:val="0"/>
         </w:rPr>
-        <w:t>أسامھ بن احمد بن عباس زيني</w:t>
+        <w:t>[صفحة 3]</w:t>
+        <w:br/>
+        <w:t>0</w:t>
       </w:r>
     </w:p>
     <w:p>
@@ -182,7 +294,75 @@
           <w:b w:val="0"/>
           <w:i w:val="0"/>
         </w:rPr>
-        <w:t>ابع نب دمحا نب ھماسأ</w:t>
+        <w:t>المحكمة التجارية بجدة ‎١‏ رقم الصفحة: ‏ *</w:t>
+        <w:br/>
+        <w:t>الدائرة الاولى رقم القضية: 418140117 رقمالجلسة: ‎"١‏ انه</w:t>
+        <w:br/>
+        <w:t>وتشير الدائرة إلى المذكرة المقدمة من المدعي وكالة والمتضمنة ما نصه: (بالإشارة إلى استيضاح الدائرة الموقرة</w:t>
+        <w:br/>
+        <w:t>وطلها حيال وجه الاستدلال من خلال النظر في حكم التخارج المشار إليه في الجلسة السابقة نود أن نوضح</w:t>
+        <w:br/>
+        <w:t>الآتي: أن القيمة الحقيقة لحصص المورث كما أكدنا مراراً وفي دفوع سابقة أن قيمة شركة أحمد زيني التجارية</w:t>
+        <w:br/>
+        <w:t>سجل تجاري رقم (4030196102 ) هي مبلغ (372.426.828زيال) و قيمة حصص المورث أحمد الزيني</w:t>
+        <w:br/>
+        <w:t>والبالغة ‎٠.‏ 4:9:/1! من حصص الشركة مبلغ و قدره (بمبلغ وقدره ‎١705.14.١44‏ ريال) كما هو مدون تفصيلاً</w:t>
+        <w:br/>
+        <w:t>بتقرير الخبير المقدم سابقاً ومما تجدر الإشارة إليه أن نقل الحصص وقت العقد المقدم من المدعى عليه إجراء</w:t>
+        <w:br/>
+        <w:t>وتصرف غير شرعي و غير نظامي وفي حكم العدم تأسيساً على معطيات عدة تؤصل لهذه النتيجة منها الطعن</w:t>
+        <w:br/>
+        <w:t>في صحة عقد البيع وأن توقيع الموكل مزور وغير صحيح علاوة على قيمة بيع الحصص الزهيدة ( .45 ) ألف</w:t>
+        <w:br/>
+        <w:t>والتي يستحيل عقلاً وواقعاً وعزفاً أن تكون هي القيمة الحقيقة للحصص وهذا ما تبين لاحقاً كل ذلك يعزز</w:t>
+        <w:br/>
+        <w:t>القناعة بعدم صحة عقد البيع المبرم بين مورث موكلي والمدعى عليه ثم إن انتقال الملكية شرعاً المعتد به</w:t>
+        <w:br/>
+        <w:t>و ةلازغ وبا لالط بساحملا ريرقت ردص نأ دعب دقعلا اذه ةزاجا دعب مت امنا ةيماظنلاو ةيعرشلا هراثآل جتنملاو</w:t>
+        <w:br/>
+        <w:t>شركاه المشار إليه آنفاً - المنتدب من المحكمة - و الذي تم التخارج بموجبه في باقي الشركات وهو محل إقرار من</w:t>
+        <w:br/>
+        <w:t>جميع المتداعين بما فيهم المدعى عليه وإلا.لما تم التخارج بناءً عليه وفق العقد المرصود من الدائرة التجارية في</w:t>
+        <w:br/>
+        <w:t>حينه والمرصود بكامله في صك الحكم و لا ينال من صحة ذلك التقييم ما قد يثار من أنه ريما زادت قيمة</w:t>
+        <w:br/>
+        <w:t>الحصص بعد العقد المبرم من المدعى عليه فإن اي زيادة على فرض وجودها فبي زيادة و نماء في ملك المورث</w:t>
+        <w:br/>
+        <w:t>هذا من ناحيّة ومن ناحية أخرى فإن العبرة بها وقت التقرير الذي تم فيه تقييم الحصص لأن وقت التقييم</w:t>
+        <w:br/>
+        <w:t>كانت الحصص من مال المورث ثم ان الحصص لم تزد قيمتها أثناء وقت العقد المزعوم عن قيمتها اثناء</w:t>
+        <w:br/>
+        <w:t>التقييم المعتمد من جميع الاظراف و لم يقدم المدعى عليه اي دليل يخالف ذلك ويستحيل وفق الأسس</w:t>
+        <w:br/>
+        <w:t>العلمية المحاسبية أن يكون هناك زيادة هائلة في قيمة الحصص السوقية خلال فترة سنة من .45 ألف ريال</w:t>
+        <w:br/>
+        <w:t>إلى قرابة ‎٠٠٠‏ مليون ريال وإذا ما تم حصول ذلك فإن هذا الظرف الطارئ الرافع لقيمة الحصص هذا الشكل</w:t>
+        <w:br/>
+        <w:t>لابد أن يكون معلوم ومشتهر لدى الجميع ولا. يمكن اخفاؤه ومن السهل إثباته ولو حصل فيد المدعى عليه يد</w:t>
+        <w:br/>
+        <w:t>غاصب وهي من ملك المورث .لذلك و بما أن القيمة تم تحديدها من قبل خبير محايد قد وافق جميع الأطراف</w:t>
+        <w:br/>
+        <w:t>على صحة تقيميه بناءً على مستندات وقوائم مالية سابقة لتاريخ صدوره فان موكلي يتمسكون بدفعهم</w:t>
+        <w:br/>
+        <w:t>ببطلان عقد البيع وإثبات قيمة الحصص السوقية وفق الثابت بموجب تقرير محاسبي معتبر ويؤكدون على</w:t>
+        <w:br/>
+        <w:t>طلباتهم السابقة بالجكم :أولاً: الزام المدعى عليه بأن يدفع لموكلي عدنان مبلغ وقدره(؟ ‎117,777,٠05‏ ريال) وذلك</w:t>
+        <w:br/>
+        <w:t>نصيبه من حصة والدة من الشركة وفق التقييم المعتبر ثانياً: أن يدفع لموكلتي عاتقة الحرازي مبلغ وقدره</w:t>
+        <w:br/>
+        <w:t>(7,9775015” ريال).). وعقب وكيل المدعى عليه أنه يطلب مهلة للتعقيب على ما قدمه وكيل المدعينء, وأما عن</w:t>
+        <w:br/>
+        <w:t>تعقيبه على ما قدم في الجلسة السابقة فقدمه إلكترونياً في ملف القضية وقد تضمن ما نصه: "بالإشارة الى</w:t>
+        <w:br/>
+        <w:t>المذكرة المقدمة من قبل وكيل المدعي عدنان أحمد زيني ووكيل المدعى علها عاتقة الحرازي فأننا ردنا بالآآتي: 1.</w:t>
+        <w:br/>
+        <w:t>بشأن ما ذكره وكيل المدعي بالفقرة الأولى من تناقض موكلي في الجلسات السابقة يلاحظ لفضيلتكم على عدم</w:t>
+        <w:br/>
+        <w:t>اطلاع وكيل المدعي على المذكرات المقدمة سابقة كما سبق ومناقشه ما قدمه وكيل المدعي في الجلسات الماضية</w:t>
+        <w:br/>
+        <w:t>لكن نستوضح لوكيل المدعي مره اخره أن القيمة المقيدة في عملية البيع والشراء المشار الها في الدعوى هي</w:t>
+        <w:br/>
+        <w:t>قيمة اسِمية وليست القيمة الحقيقية للبيع كما أن القيمة الحقيقية للبيع والشراء قد تمت بمقابل مبلغ</w:t>
       </w:r>
     </w:p>
     <w:p>
@@ -195,7 +375,9 @@
           <w:b w:val="0"/>
           <w:i w:val="0"/>
         </w:rPr>
-        <w:t>ابع نب دمحا نب ھماسأ</w:t>
+        <w:t>[صفحة 4]</w:t>
+        <w:br/>
+        <w:t>00</w:t>
       </w:r>
     </w:p>
     <w:p>
@@ -208,7 +390,77 @@
           <w:b w:val="0"/>
           <w:i w:val="0"/>
         </w:rPr>
-        <w:t>: عد عد أما االله رسول ع ع والسلام والصلاة مد مد ا ا ـ ۲۵۲۵/۱۲۱۲/۱٤٤٤٤۲ خ خ وتار ٤۲۸۲ ۲۸۲٤۷۱۷ ۷۱۷ رقم القضية ع ع ناء و و و و الدائرة فلدى بالقضية صفتھ</w:t>
+        <w:t>لكا يلكا</w:t>
+        <w:br/>
+        <w:t>المحكمة التجارية بجدة ‎١‏ رقم الصفحة: 4</w:t>
+        <w:br/>
+        <w:t>الدائرة الاولى زقم القضية: 418141107 رقمالجلسة: ‎"١‏ انه</w:t>
+        <w:br/>
+        <w:t>وقدرة (120,000,000) مائة وعشرون مليون ريال سعودي وذلك بموجب العقد المبرم بين موكلي والمورث</w:t>
+        <w:br/>
+        <w:t>رحمه الله (وقد شهد على العقد اثنين من الشهوّد العدل أيضاً ) مرفق نسخة من العقد في الجلسات السابقة.</w:t>
+        <w:br/>
+        <w:t>2 بشأن ما ذكره وكيل المدعي من أنه بعد كل هذه السنوات من الخلاف مع المدعى عليه يزعم بوجود عقد بيع</w:t>
+        <w:br/>
+        <w:t>الحصص مبرم مع مورث موكليه فسكوته واخفاؤه للعقد دليل على عدم صحته. وهنا نذكر وكيل المدعي بأننا</w:t>
+        <w:br/>
+        <w:t>سبق وأن تقدمنا بالعقد محل الخلاف أمما فضيلة القاضي صالح بن محمد الزايدي بالمحكمة العامة بجدة</w:t>
+        <w:br/>
+        <w:t>حيث أننا اوضحنا أن البيع أمام كاتب العدل تم بالقيمة الاسمية ولكن القيمة الفعلية هي مبلغ. 120 مليون</w:t>
+        <w:br/>
+        <w:t>كما أن المدعي لم.يطعن بعدم صحة العقد في وقتها. 3. كما نوضح لفضيلتكم أن المدعي خلالى نظر الذعوى</w:t>
+        <w:br/>
+        <w:t>المقيدة (3216104):وبتاريخ:22/02/1432ه والتي يطلب الحجر على والده الشيخ احمد عباس زيني كان كل</w:t>
+        <w:br/>
+        <w:t>همه وتركيزه الطعن في أهلية والده رحمه الله. لابطال بيع الحصص وعندما صدر تقرير الصحة النفسية</w:t>
+        <w:br/>
+        <w:t>وقضاء صاحب الفضيلة القاضي ابراهيم اللحيدان برد دعوى الحجر المقامة من المدعي في هذه الدعوى ضد</w:t>
+        <w:br/>
+        <w:t>والده الشيخ أحمد زيني رحمه الله بموجب ضك الحكم رقم (33286392) وبتاريخ:08/06/1433ه و</w:t>
+        <w:br/>
+        <w:t>المتضمن في أسبابه صحة أهلية الشيخ أحمد زيني رحمه اللّه؛ وأنه يستطيع تدبير أموره بنفسة وقضيت الدائرة</w:t>
+        <w:br/>
+        <w:t>الموقرة على ذلك . 4. بشأن ما ذكره وكيل المدعي من عدم عللم موكله (المدعي) بتخارج المورث رحمه الله من</w:t>
+        <w:br/>
+        <w:t>الشركة محل الدعوى فهذا غير صحيح. نستوضح لفضيلتكم اثناء تنفيذ الحكم الصادر من المحكمة الإدارية</w:t>
+        <w:br/>
+        <w:t>ىلع عيقوتلاب ةجوخ مازع يماحملا هليكو روضح يفو . ةلاصا يعدملا ماق ه1432 ماعل :.185/17/2مقرب</w:t>
+        <w:br/>
+        <w:t>تعديل عقد التأسيس شركة أحمد زيني التجارية (محل الدعوى) و الذي تم توثيقة برقم(130)مجلد (9/ع/2)</w:t>
+        <w:br/>
+        <w:t>وبتاريخ 10/2/1434ه و المتضمن أن الشركاء الجدد في شركة أحمد زيني التجارية هم الشريك الأول موكلي</w:t>
+        <w:br/>
+        <w:t>(المدعى عليه) السيد/ أسامة أتخمد زيني والشريك الثاني شركة أوزكو المحدودة وهذا يثبت لفضيلتكم أن</w:t>
+        <w:br/>
+        <w:t>المدعي يعلم تماما عن صحة البيع الذي تم بين موكلي و المورث رحمه الله وفي ملحق تعديل عقد تأسيس</w:t>
+        <w:br/>
+        <w:t>الشركة المشار اليه أعلاه كما قام المدعي بإبراء دّمة المدعى عليه(موكلي) ضمن نصوص ملحق تعديل العقد.</w:t>
+        <w:br/>
+        <w:t>5 كما ننوه الدائرة الموقرة خلال الاطلاع على موضوع الدعوى يتبين لفضيلتكم تناقض المدعي في دعواه حيث</w:t>
+        <w:br/>
+        <w:t>ذكر في بداية الدعوى أن موكلي قد قام باستغلال الوكالة الممنوخة له من المورث رحمه الله وقام موكلي بنقل</w:t>
+        <w:br/>
+        <w:t>الحصص للشركة محل الدعوى الى نفسه وعندما تم الرد على ادعائه, ادعى بوجود غبن في البيع وان موكلي قد</w:t>
+        <w:br/>
+        <w:t>قام بشيراء حصص المورث رحمه الله بقيمة (450,000 ألف) وتم الرد على ذلك وتقديم البينة وهي عقد بيع</w:t>
+        <w:br/>
+        <w:t>الحصص بمبلغ 120 مليون ريال على شراء موكلي لحصص المورث رحمه الله للشركة محل الدعوى. 6. كما</w:t>
+        <w:br/>
+        <w:t>تفلو ريوزتلاب نعطلاب هبلط نع لودعلا ةرشابم ريغ هقيرطب ىعسي يعدملا ليكو نأ ةرقؤملا ةرئادلا ىلا ريشن</w:t>
+        <w:br/>
+        <w:t>انتباه فضيلتكم الى تقرير ابو غزالة كما لا يفوتنا أن ننوه فضيلتكم ان عقد المبرم بين موكلي والمورث رحمه</w:t>
+        <w:br/>
+        <w:t>النّه قد قدم أمام فضيلة القاضي صالح بن محمد الزايدي منذ عشر سنوات تقريبا وكان وقتها المورث الشيخ</w:t>
+        <w:br/>
+        <w:t>أحمد عباس زيني رحمه الله على قيد الحياة ولو أفترضنا عدم صحته لكان المورث رحمه قام بالطعن على عدم</w:t>
+        <w:br/>
+        <w:t>صحة العقد بنفسه. الطلبات: 1. أصلي: رد دعوى المدعي للأسباب الموضحة أعلاه وفي الجلسات السابقة. 2.</w:t>
+        <w:br/>
+        <w:t>احتياطي: مخاطب الأدلة الجنائية للتحقق من صحة العقد مَل طعن المدعي". وعن نسخة التقرير المقدم</w:t>
+        <w:br/>
+        <w:t>من قبل موكله في القضية السابقة فلم يزل في طور البحث عنه. واستمهل وكيل المدعين للتعقيب على ما قدم.</w:t>
+        <w:br/>
+        <w:t>وأفهمت الدائرة الطرفين أن على وكيل المدعين تقديم تعقيبه أولاً خلال 3 أيام مرفقاً فيه المستندات المؤيدة مع</w:t>
       </w:r>
     </w:p>
     <w:p>
@@ -221,943 +473,69 @@
           <w:b w:val="0"/>
           <w:i w:val="0"/>
         </w:rPr>
-        <w:t>تحتف ا ا ةسل روضحب : : فارطأ ةيضقلا دمحم زاوف نب نم عثلا لا و ة ةينطولا ۸۷۲۸۰۹۸۹۰۱ ةيدوعسلا ىماحم اش ع هللادبع ملاس نب ال ي لا و ة ةينطولا ۱۸۵۰۱٤۷۹۰۱ ةيدوعسلا ىماحم قراط فلخ نب ار ع ا را ى لا و ة ةينطولا ٤۵۰٦٤۱٦۵۰۱ ةيدوعسلا ىماحم ناندع دمحا سابع ز لا و ة ةينطولا ۳۳۷۲۹۰۷۱۰۱ ةيدوعسلا دملا مس عون لا و ة مقر لا و ة ا ةيس ھتفص ةيضقلاب رت ي نب حبار نب دعس طملا ي لا و ة ةينطولا ۸۳۵۰۵۸۲۲۱۱ ليكو مازع لصيف اربا مي جوخ لا و ة ةينطولا ٤٦۸۸۸٤۱۱۰۱ يدوعس ىماحم رمع دوعس نب دعس طملا ي لا و ة ةينطولا ۱۰۹۵٤۷۹۹۰۱ يدوعس ليكو ناطلس دجام رصان اطحقلا ي لا و ة ةينطولا ۳۳۰۷۷۳۰۰۱۱ يدوعس ىماحم رمع دوعس نب دعس طملا ي لا و ة ةينطولا ۱۰۹۵٤۷۹۹۰۱ يدوعس 2003 ع نب فرشم نب حرفم نب دشار لا و ة ةينطولا ۷۷۰٤۷۲٦٤۰۱ يدوعس ىماحم رساي اص ضئاع طملا ي لا و ة ةينطولا ٦۹۱٤۹۱۱۱۰۱ يدوعس ىماحم ةماسا دمحا سابع ز لا و ة ةينطولا ۱۰۳۷۱۰۸۰۰۱ يدوعس دم ھيلع ةقتاع حيدمحم عدمحم ا يزار لا و ة ةينطولا ۷٤۸٦۵۰۷۰۰۱ يدوعس دم ھيلع ناندع دمحا سابع ز لا و ة ةينطولا ۳۳۷۲۹۰۷۱۰۱ يدوعس دملا فيفر دشار ءازج يفقثلا لا و ة ةينطولا ۱۷۰۸۲۹۱۱۱۱ يدوعس ليكو ع بلاط اص يمايلا لا و ة ةينطولا ٦۰۸٤٤۰٤٤۰۱ يدوعس ىماحم ناميلس دمحم ناميلس يريدسلا لا و ة ةينطولا ۰۵۲۵٦۰۳۷۰۱ يدوعس ىماحم ناطلس دجام رصان اطحقلا ي لا و ة ةينطولا ۳۳۰۷۷۳۰۰۱۱ يدوعس رضاح قراط فلخ نب ار ع ا را ى لا و ة ةينطولا ٤۵۰٦٤۱٦۵۰۱ يدوعس ىماحم اش ع هللادبع ملاس نب ال ي لا و ة ةينطولا ۱۸۵۰۱٤۷۹۰۱ يدوعس ىماحم دمحم زاوف نب نم عثلا لا و ة ةينطولا ۸۷۲۸۰۹۸۹۰۱ يدوعس ىماحم مس عون لا و ة مقر لا و ة ا ةيس</w:t>
-      </w:r>
-    </w:p>
-    <w:p>
-      <w:pPr>
-        <w:jc w:val="right"/>
-        <w:bidi/>
-      </w:pPr>
-      <w:r>
-        <w:rPr>
-          <w:b w:val="0"/>
-          <w:i w:val="0"/>
-        </w:rPr>
-        <w:t>ضبط</w:t>
-      </w:r>
-    </w:p>
-    <w:p>
-      <w:pPr>
-        <w:jc w:val="right"/>
-        <w:bidi/>
-      </w:pPr>
-      <w:r>
-        <w:rPr>
-          <w:b w:val="0"/>
-          <w:i w:val="0"/>
-        </w:rPr>
-        <w:t>بجدة التجار ة المحكمة و الدائرة ۱ : ةـ الصفح رقم ۳۱ : ا لسة رقم ٤۲۸۲٤۷۱۷ : القضية رقم</w:t>
-      </w:r>
-    </w:p>
-    <w:p>
-      <w:pPr>
-        <w:jc w:val="right"/>
-        <w:bidi/>
-      </w:pPr>
-      <w:r>
-        <w:rPr>
-          <w:b w:val="0"/>
-          <w:i w:val="0"/>
-        </w:rPr>
-        <w:t>أسامھ بن احمد بن عباس زيني</w:t>
-      </w:r>
-    </w:p>
-    <w:p>
-      <w:pPr>
-        <w:jc w:val="right"/>
-        <w:bidi/>
-      </w:pPr>
-      <w:r>
-        <w:rPr>
-          <w:b w:val="0"/>
-          <w:i w:val="0"/>
-        </w:rPr>
-        <w:t>أسامھ بن احمد بن عباس زيني</w:t>
-      </w:r>
-    </w:p>
-    <w:p>
-      <w:pPr>
-        <w:jc w:val="right"/>
-        <w:bidi/>
-      </w:pPr>
-      <w:r>
-        <w:rPr>
-          <w:b w:val="0"/>
-          <w:i w:val="0"/>
-        </w:rPr>
-        <w:t>أسامھ بن احمد بن عباس زيني</w:t>
-      </w:r>
-    </w:p>
-    <w:p>
-      <w:pPr>
-        <w:jc w:val="right"/>
-        <w:bidi/>
-      </w:pPr>
-      <w:r>
-        <w:rPr>
-          <w:b w:val="0"/>
-          <w:i w:val="0"/>
-        </w:rPr>
-        <w:t>أسامھ بن احمد بن عباس زيني</w:t>
-      </w:r>
-    </w:p>
-    <w:p>
-      <w:pPr>
-        <w:jc w:val="right"/>
-        <w:bidi/>
-      </w:pPr>
-      <w:r>
-        <w:rPr>
-          <w:b w:val="0"/>
-          <w:i w:val="0"/>
-        </w:rPr>
-        <w:t>أسامھ بن احمد بن عباس زيني</w:t>
-      </w:r>
-    </w:p>
-    <w:p>
-      <w:pPr>
-        <w:jc w:val="right"/>
-        <w:bidi/>
-      </w:pPr>
-      <w:r>
-        <w:rPr>
-          <w:b w:val="0"/>
-          <w:i w:val="0"/>
-        </w:rPr>
-        <w:t>أسامھ بن احمد بن عباس زيني</w:t>
-      </w:r>
-    </w:p>
-    <w:p>
-      <w:pPr>
-        <w:jc w:val="right"/>
-        <w:bidi/>
-      </w:pPr>
-      <w:r>
-        <w:rPr>
-          <w:b w:val="0"/>
-          <w:i w:val="0"/>
-        </w:rPr>
-        <w:t>أسامھ بن احمد بن عباس زيني</w:t>
-      </w:r>
-    </w:p>
-    <w:p>
-      <w:pPr>
-        <w:jc w:val="right"/>
-        <w:bidi/>
-      </w:pPr>
-      <w:r>
-        <w:rPr>
-          <w:b w:val="0"/>
-          <w:i w:val="0"/>
-        </w:rPr>
-        <w:t>أسامھ بن احمد بن عباس زيني</w:t>
-      </w:r>
-    </w:p>
-    <w:p>
-      <w:pPr>
-        <w:jc w:val="right"/>
-        <w:bidi/>
-      </w:pPr>
-      <w:r>
-        <w:rPr>
-          <w:b w:val="0"/>
-          <w:i w:val="0"/>
-        </w:rPr>
-        <w:t>ابع نب دمحا نب ھماسأ</w:t>
-      </w:r>
-    </w:p>
-    <w:p>
-      <w:pPr>
-        <w:jc w:val="right"/>
-        <w:bidi/>
-      </w:pPr>
-      <w:r>
-        <w:rPr>
-          <w:b w:val="0"/>
-          <w:i w:val="0"/>
-        </w:rPr>
-        <w:t>ابع نب دمحا نب ھماسأ</w:t>
-      </w:r>
-    </w:p>
-    <w:p>
-      <w:pPr>
-        <w:jc w:val="right"/>
-        <w:bidi/>
-      </w:pPr>
-      <w:r>
-        <w:rPr>
-          <w:b w:val="0"/>
-          <w:i w:val="0"/>
-        </w:rPr>
-        <w:t>ىماحم ةيدوعسلا ۳۳۰۷۷۳۰۰۱۱ ة و لا ةينطولا ناطلس دجام رصان ي اطحقلا</w:t>
-      </w:r>
-    </w:p>
-    <w:p>
-      <w:pPr>
-        <w:jc w:val="right"/>
-        <w:bidi/>
-      </w:pPr>
-      <w:r>
-        <w:rPr>
-          <w:b w:val="0"/>
-          <w:i w:val="0"/>
-        </w:rPr>
-        <w:t>دم ھيلع ةيدوعسلا ۱۰۳۷۱۰۸۰۰۱ ة و لا ةينطولا ةماسا دمحا سابع ز</w:t>
-      </w:r>
-    </w:p>
-    <w:p>
-      <w:pPr>
-        <w:jc w:val="right"/>
-        <w:bidi/>
-      </w:pPr>
-      <w:r>
-        <w:rPr>
-          <w:b w:val="0"/>
-          <w:i w:val="0"/>
-        </w:rPr>
-        <w:t>2003 ةيدوعسلا ۱۰۹۵٤۷۹۹۰۱ ة و لا ةينطولا رمع دوعس نب دعس ي طملا</w:t>
-      </w:r>
-    </w:p>
-    <w:p>
-      <w:pPr>
-        <w:jc w:val="right"/>
-        <w:bidi/>
-      </w:pPr>
-      <w:r>
-        <w:rPr>
-          <w:b w:val="0"/>
-          <w:i w:val="0"/>
-        </w:rPr>
-        <w:t>ليكو ةيدوعسلا ۱۰۹۵٤۷۹۹۰۱ ة و لا ةينطولا رمع دوعس نب دعس ي طملا</w:t>
-      </w:r>
-    </w:p>
-    <w:p>
-      <w:pPr>
-        <w:jc w:val="right"/>
-        <w:bidi/>
-      </w:pPr>
-      <w:r>
-        <w:rPr>
-          <w:b w:val="0"/>
-          <w:i w:val="0"/>
-        </w:rPr>
-        <w:t>الدعوى</w:t>
-      </w:r>
-    </w:p>
-    <w:p>
-      <w:pPr>
-        <w:jc w:val="right"/>
-        <w:bidi/>
-      </w:pPr>
-      <w:r>
-        <w:rPr>
-          <w:b w:val="0"/>
-          <w:i w:val="0"/>
-        </w:rPr>
-        <w:t>دم ھيلع .رخا ،) اـنركذ نا صـص ا ا بـس 90 % نـم سار لاملا ، اـمك مـكغلبن نأ ماـظنلا حمـس ال اـنل ةـفاضإب دـم وا خ راتو 10 2/ 1438/ ـ قي صاصتخاب ءاضقلا يراجتلا رظنل هذ ىوعدلا ( قفرم كص مكح صاصتخ ) اـ لع نـم ةكرـش دـمحا ز .ةـ راجتلا اـملع ھـنأ ردـص مـكح نـم ةـمكحملا ةـماعلا ةدـجب كـصب مـقر 3855849 نـم لـبق كوـم اـمم انرطـضا إ ءاـجتل إ مكتليـضف مازلـإل دملا ھـيلع دادـس ةـميق صـص ا ـلا وتـسا ام و نا دملا ھيلع دـق عنتمأ دـنع دادـس ةميق صـص ا راشملا ا لإ هالعأ مدعلو ھتباجتـسا تابلاطملل ةيدولا ھـيلع ام دـلاوو بجوـمب كـص رـصح ةـثرو مـقر 38391575 خـ راتو 12 5/ 1438/ ( ـ قفرم كـص رـصح ةـثرولا ) 21 4/ 1438/ ـ وـت ثروـم كوـم روـفغملا ھـل نذإـب هللا / دـمحأ ساـبع ز ، رـصحناو ھـثرإ دملا دملاو ـلا تـ رجأ اـ ةـيلمع عيبـلا تـالا و ةـلطاب ءاـنب ع نادـقف ثروملا ھـمحري هللا ةـيل ألل ءاـنثا ة ـف .عيبـلا خ راـت و نـم بـخ فـل م نـم لـبق رئاودـلا ةـ راجتلا ناويدـب ملاـظملا .ھنيح ( قـفرم ر رقتلا ساـحملا ) اـملع نأ تـالا ولا ةئامعـس و دـحاوو نوثـالثو لاـ ر و ةبـس ب ( 90 )% نـم سار لاـم ةكرـشلا كـلذو ءاـنب ع ر رقت ساـحم رداـص صـص ا اـغلبم ةردـقو ( 368.757.931 ) ةـئامثالث ةـينامثو نوتـسو نوـيلم ةئامعبـسو ةعبـسو نوـسمخو فلا ةـيكلم كـلت صـص ا و ةبـس ب ( 90 )% نـم كـالمأ ثروـم كوـم إ كـالمأ دملا ھـيلع ، دـقو تـغلب ةـميق كلت ھـمحري هللا ndash ; ھـسفنل ثـيح عـقو نع ع اـبلا نعو ي ـشملا ةـميقب عـيب ( 450.000 ) لاـ ر طقف كلذـ و تلقتنا دـمحا ز ةـ راجتلا ( تاذ ةيلوئـسم ةدودـحم ) ل ـ يراـجت مـقر 4030196102 نـم ثروـم كوـم ndash; تـالا ولا ةـحونمملا ھل نم ثروـم كوم ndash ; ھـمحري هللا ndash ; ماـقو عيقوتلاب ھنع عيب ھصـصح ةكرـش ( قـفرم كـص مـك ا ) و ة ـف كـشلا ةـب رلاو ءاـنثو رظن ىوـعد وـلا راـشملا اـ لإ هـالعا لغتـسا دملا ھيلع كـصلاب مـقر 43281449 خـ راتو 26 7/ 1434/ ـ ـ قي وـتب اـميق ع ثروملا ھنادـقفل ةـيل كارد و زجوـن إ مكتليـضف اـناوعد ليـصفتلاب ي : خـ راتب 26 7/ 1434/ ـ ردـص مـكح نـم ةـمكحملا ةـماعلا ةدـجب</w:t>
-      </w:r>
-    </w:p>
-    <w:p>
-      <w:pPr>
-        <w:jc w:val="right"/>
-        <w:bidi/>
-      </w:pPr>
-      <w:r>
-        <w:rPr>
-          <w:b w:val="0"/>
-          <w:i w:val="0"/>
-        </w:rPr>
-        <w:t>ةعفارملا</w:t>
-      </w:r>
-    </w:p>
-    <w:p>
-      <w:pPr>
-        <w:jc w:val="right"/>
-        <w:bidi/>
-      </w:pPr>
-      <w:r>
-        <w:rPr>
-          <w:b w:val="0"/>
-          <w:i w:val="0"/>
-        </w:rPr>
-        <w:t>ةـسل ا ـش ةرئادـلا إ اـ أ تدـقع هذـ ةـسل ا نـع دـع ـع لاـصت ي رملا ، نـعو قـ رط ماـظن . ـ اقت</w:t>
-      </w:r>
-    </w:p>
-    <w:p>
-      <w:pPr>
-        <w:jc w:val="right"/>
-        <w:bidi/>
-      </w:pPr>
-      <w:r>
-        <w:rPr>
-          <w:b w:val="0"/>
-          <w:i w:val="0"/>
-        </w:rPr>
-        <w:t>ضبط</w:t>
-      </w:r>
-    </w:p>
-    <w:p>
-      <w:pPr>
-        <w:jc w:val="right"/>
-        <w:bidi/>
-      </w:pPr>
-      <w:r>
-        <w:rPr>
-          <w:b w:val="0"/>
-          <w:i w:val="0"/>
-        </w:rPr>
-        <w:t>بجدة التجار ة المحكمة و الدائرة ۲ : ةـ الصفح رقم ۳۱ : ا لسة رقم ٤۲۸۲٤۷۱۷ : القضية رقم</w:t>
-      </w:r>
-    </w:p>
-    <w:p>
-      <w:pPr>
-        <w:jc w:val="right"/>
-        <w:bidi/>
-      </w:pPr>
-      <w:r>
-        <w:rPr>
-          <w:b w:val="0"/>
-          <w:i w:val="0"/>
-        </w:rPr>
-        <w:t>أسامھ بن احمد بن عباس زيني</w:t>
-      </w:r>
-    </w:p>
-    <w:p>
-      <w:pPr>
-        <w:jc w:val="right"/>
-        <w:bidi/>
-      </w:pPr>
-      <w:r>
-        <w:rPr>
-          <w:b w:val="0"/>
-          <w:i w:val="0"/>
-        </w:rPr>
-        <w:t>أسامھ بن احمد بن عباس زيني</w:t>
-      </w:r>
-    </w:p>
-    <w:p>
-      <w:pPr>
-        <w:jc w:val="right"/>
-        <w:bidi/>
-      </w:pPr>
-      <w:r>
-        <w:rPr>
-          <w:b w:val="0"/>
-          <w:i w:val="0"/>
-        </w:rPr>
-        <w:t>أسامھ بن احمد بن عباس زيني</w:t>
-      </w:r>
-    </w:p>
-    <w:p>
-      <w:pPr>
-        <w:jc w:val="right"/>
-        <w:bidi/>
-      </w:pPr>
-      <w:r>
-        <w:rPr>
-          <w:b w:val="0"/>
-          <w:i w:val="0"/>
-        </w:rPr>
-        <w:t>أسامھ بن احمد بن عباس زيني</w:t>
-      </w:r>
-    </w:p>
-    <w:p>
-      <w:pPr>
-        <w:jc w:val="right"/>
-        <w:bidi/>
-      </w:pPr>
-      <w:r>
-        <w:rPr>
-          <w:b w:val="0"/>
-          <w:i w:val="0"/>
-        </w:rPr>
-        <w:t>أسامھ بن احمد بن عباس زيني</w:t>
-      </w:r>
-    </w:p>
-    <w:p>
-      <w:pPr>
-        <w:jc w:val="right"/>
-        <w:bidi/>
-      </w:pPr>
-      <w:r>
-        <w:rPr>
-          <w:b w:val="0"/>
-          <w:i w:val="0"/>
-        </w:rPr>
-        <w:t>أسامھ بن احمد بن عباس زيني</w:t>
-      </w:r>
-    </w:p>
-    <w:p>
-      <w:pPr>
-        <w:jc w:val="right"/>
-        <w:bidi/>
-      </w:pPr>
-      <w:r>
-        <w:rPr>
-          <w:b w:val="0"/>
-          <w:i w:val="0"/>
-        </w:rPr>
-        <w:t>أسامھ بن احمد بن عباس زيني</w:t>
-      </w:r>
-    </w:p>
-    <w:p>
-      <w:pPr>
-        <w:jc w:val="right"/>
-        <w:bidi/>
-      </w:pPr>
-      <w:r>
-        <w:rPr>
-          <w:b w:val="0"/>
-          <w:i w:val="0"/>
-        </w:rPr>
-        <w:t>أسامھ بن احمد بن عباس زيني</w:t>
-      </w:r>
-    </w:p>
-    <w:p>
-      <w:pPr>
-        <w:jc w:val="right"/>
-        <w:bidi/>
-      </w:pPr>
-      <w:r>
-        <w:rPr>
-          <w:b w:val="0"/>
-          <w:i w:val="0"/>
-        </w:rPr>
-        <w:t>ابع نب دمحا نب ھماسأ</w:t>
-      </w:r>
-    </w:p>
-    <w:p>
-      <w:pPr>
-        <w:jc w:val="right"/>
-        <w:bidi/>
-      </w:pPr>
-      <w:r>
-        <w:rPr>
-          <w:b w:val="0"/>
-          <w:i w:val="0"/>
-        </w:rPr>
-        <w:t>ابع نب دمحا نب ھماسأ</w:t>
-      </w:r>
-    </w:p>
-    <w:p>
-      <w:pPr>
-        <w:jc w:val="right"/>
-        <w:bidi/>
-      </w:pPr>
-      <w:r>
-        <w:rPr>
-          <w:b w:val="0"/>
-          <w:i w:val="0"/>
-        </w:rPr>
-        <w:t>ةـميق ةيمـسا تـس لو ةـميقلا ةـيقيق ا عيبـلل اـمك نأ ةـميقلا ةـيقيق ا عيبـلل ءارـشلاو دـق تـمت لـباقمب غلبم نـكل وتـس لـيكول دملا هرم هرخا نأ ةـميقلا ةدـيقملا ةـيلمع عيبـلا ءارـشلاو راـشملا اـ لا ىوعدـلا عالطا ليكو دملا ع تاركذملا ةـمدقملا ةقباس امك قبـس ھشقانمو ام ھمدق ليكو دملا تاسل ا ةيـضاملا نأش ام هركذ ليكو دملا ةرقفلاب و نم ضقانت كوم تاسل ا ةـقباسلا ظحالي مكتليـضفل ع مدـع ةركذملا ةـمدقملا نم لـبق لـيكو دملا ناندـع دـمحأ ز لـيكوو دملا اـ لع ةـقتاع يزار ا اـننأف اـندر ي ـآلاب .1: ھـبيقع ع اـم مدـق ةـسل ا ةـقباسلا ھمدـقف اـينو كلإ فـلم ةيـضقلا دـقو نمـضت اـم ھـصن " : ةراـشإلاب ا (٠١٢٬٩٣٢٬٢٧ لاـ ر .).) بقعو لـيكو دملا ھيلع ھنأ بلطي ةـل م بيقعتلل ع اـم ھمدـق ليكو ن عدملا ، امأو نع ھب ـصن نـم ةـصح هدـلاو نـم ةكرـشلا قـفو مـييقتلا ـتعملا اـيناث : نأ عفدـي ـل ومل ةـقتاع يزار ا غـلبم هردـقو م ابلط ةقباسلا مك اب : الوأ : مازلا دملا ھيلع نأب عفدي كومل ناندع غلبم هردقو (٠٤٢٬٧٦٢٬٩٧ لا ر ) كلذو نـالطبب دـقع عيبـلا تاـبثإو ةـميق صـص ا ةـيقوسلا قـفو تباـثلا بجوـمب ر رقت ساـحم ـتعم نودـكؤ و ع ع ة ـ ھـيميقت ءاـنب ع تادن ـسم مئاوـقو ةـيلام ةـقباس خـ راتل هرودـص ناـف كوـم نو ـسمتي م عفدـب بصاـغ و نم كـلم ثروملا . كلذـل و اـمب نأ ةـميقلا مت ا دـيدحت نم لـبق بخ دـياحم دـق قفاو عيمج فارط دـبال نأ نوـ ي موـلعم ر ـشمو ىدـل عـيم ا ـالو نـكمي هؤاـفخا نـمو ل ـسلا ھتاـبثإ وـلو لـصح دـيف دملا ھـيلع دي إ ةـبارق ٤٠٠ نويلم لاـ ر اذإو ام مت لوصح كلذ نإف اذـ فرظلا ئراطلا عفارلا ةـميقل صـص ا اذـ ل ـشلا ةـيملعلا ةـي ساحملا نأ نوـ ي كاـن ةداـ ز ةـلئا ةـميق صـص ا ةـيقوسلا لـالخ ة ـف ةنـس نـم ٤٥٠ فلأ لاـ ر مـييقتلا دـمتعملا نـم عـيمج فارط و مـل مدـقي دملا ھـيلع يا لـيلد فلاـخي كـلذ ليحتـس و قـفو سـس تناـ صـص ا نـم لاـم ثروملا مـث نا صـص ا مـل دزت اـ ميق ءاـنثأ تـقو دـقعلا موـعزملا نـع اـ ميق ءاـنثا اذـ نـم ةـيحان نـمو ةـيحان ىرخأ نإـف ة ـعلا اـ تـقو ر رقتلا يذـلا مـت ھـيف مـييقت صـص ا نـأل تـقو مييقتلا صـص ا دـع دـقعلا م ملا نـم دملا ھـيلع نإـف يا ةداـ ز ع ضرف اـ دوجو ف ةداـ ز و ءاـمن كـلم ثروملا ھـنيح دوـصرملاو ھلماـ ب كـص مـك ا و ـال لاـني نـم ة ـ كـلذ مـييقتلا اـم دـق راـثي نـم ھـنأ اـم ر تداز ةميق عـيمج ن عادـتملا اـمب مـ ف دملا ھـيلع ـالإو امل مـت جراـختلا ءاـنب ھـيلع قـفو دـقعلا دوـصرملا نم ةرئادـلا ةـ راجتلا ها رش راشملا ھيلإ افنآ - بدتنملا نم ةمكحملا - و يذلا مت جراختلا ھبجومب اب تا رـشلا و و لحم رارقإ نم جـتنملاو هراثآل ةيعرـشلا ةـيماظنلاو امنا مت دـع ةزاجا اذـ دـقعلا دـع نأ ردص ر رقت بساحملا لالط وبا ةلازغ و ةـعانقلا مدـع ة ـ دـقع عيبـلا م ملا نـ ب ثروـم كوـم دملاو ھـيلع مـث نإ لاـقتنا ةـيكلملا اعرـش دـتعملا ھب ـلاو ليحتـس ـالقع اـعقاوو اـفرعو نأ نوـ ت ةـميقلا ةـقيق ا صـص ل اذـ و اـم ن بـت اـقحال لـ كـلذ ززع ة ـ دـقع عيبـلا نأو عـيقوت لـ وملا روزم غو حي ـ ةوـالع ع ةـميق عـيب صـص ا ةدـي زلا ( ٤٥٠ ) فلأ فرـصتو غ رـش و غ يماـظن و مـكح مدـعلا اس ـسأت ع تاـيطعم ةدـع لـصؤت هذـ ل ةـجي نلا ا م نعطلا ر رقتب ب ا مدقملا اقباس اممو ردجت ةراش ھيلإ نأ لقن صـص ا تقو دقعلا مدقملا نم دملا ھيلع ءارجإ ةـغلابلاو ٩٠٪ ؜ نم صـصح ةكرـشلا غـلبم و هردـق ( غلبمب هردـقو ١٤٥،١٨٤،٣٣٥ لاـ ر ) امك و نودـم اليـصفت لـ يراـجت مـقر ( 4030196102 ) غـ لبم ( 372.426.828 لاـ ر )و ةـميق صـصح ثروملا دـمحأ زلا ي : نأ ةميقلا ةقيق ا صـص ثروملا امك اندكأ ارارم و عوفد ةقباس نأ ةميق ةكرش دمحأ ز ة راجتلا اـ لطو لاـيح ھـجو لالدتـس نـم لـالخ رظنلا مـكح جراـختلا راـشملا ھـيلإ ةـسل ا ةـقباسلا دوـن نأ ـ ون ـش و ةرئادـلا إ ةركذملا ةـمدقملا نـم دملا ةـلا و ةنمـضتملاو اـم ھـصن ( : ةراـشإلاب إ حاـضي سا ةرئادـلا ةرقوملا</w:t>
-      </w:r>
-    </w:p>
-    <w:p>
-      <w:pPr>
-        <w:jc w:val="right"/>
-        <w:bidi/>
-      </w:pPr>
-      <w:r>
-        <w:rPr>
-          <w:b w:val="0"/>
-          <w:i w:val="0"/>
-        </w:rPr>
-        <w:t>ضبط</w:t>
-      </w:r>
-    </w:p>
-    <w:p>
-      <w:pPr>
-        <w:jc w:val="right"/>
-        <w:bidi/>
-      </w:pPr>
-      <w:r>
-        <w:rPr>
-          <w:b w:val="0"/>
-          <w:i w:val="0"/>
-        </w:rPr>
-        <w:t>بجدة التجار ة المحكمة و الدائرة ۳ : ةـ الصفح رقم ۳۱ : ا لسة رقم ٤۲۸۲٤۷۱۷ : القضية رقم</w:t>
-      </w:r>
-    </w:p>
-    <w:p>
-      <w:pPr>
-        <w:jc w:val="right"/>
-        <w:bidi/>
-      </w:pPr>
-      <w:r>
-        <w:rPr>
-          <w:b w:val="0"/>
-          <w:i w:val="0"/>
-        </w:rPr>
-        <w:t>أسامھ بن احمد بن عباس زيني</w:t>
-      </w:r>
-    </w:p>
-    <w:p>
-      <w:pPr>
-        <w:jc w:val="right"/>
-        <w:bidi/>
-      </w:pPr>
-      <w:r>
-        <w:rPr>
-          <w:b w:val="0"/>
-          <w:i w:val="0"/>
-        </w:rPr>
-        <w:t>أسامھ بن احمد بن عباس زيني</w:t>
-      </w:r>
-    </w:p>
-    <w:p>
-      <w:pPr>
-        <w:jc w:val="right"/>
-        <w:bidi/>
-      </w:pPr>
-      <w:r>
-        <w:rPr>
-          <w:b w:val="0"/>
-          <w:i w:val="0"/>
-        </w:rPr>
-        <w:t>أسامھ بن احمد بن عباس زيني</w:t>
-      </w:r>
-    </w:p>
-    <w:p>
-      <w:pPr>
-        <w:jc w:val="right"/>
-        <w:bidi/>
-      </w:pPr>
-      <w:r>
-        <w:rPr>
-          <w:b w:val="0"/>
-          <w:i w:val="0"/>
-        </w:rPr>
-        <w:t>أسامھ بن احمد بن عباس زيني</w:t>
-      </w:r>
-    </w:p>
-    <w:p>
-      <w:pPr>
-        <w:jc w:val="right"/>
-        <w:bidi/>
-      </w:pPr>
-      <w:r>
-        <w:rPr>
-          <w:b w:val="0"/>
-          <w:i w:val="0"/>
-        </w:rPr>
-        <w:t>أسامھ بن احمد بن عباس زيني</w:t>
-      </w:r>
-    </w:p>
-    <w:p>
-      <w:pPr>
-        <w:jc w:val="right"/>
-        <w:bidi/>
-      </w:pPr>
-      <w:r>
-        <w:rPr>
-          <w:b w:val="0"/>
-          <w:i w:val="0"/>
-        </w:rPr>
-        <w:t>أسامھ بن احمد بن عباس زيني</w:t>
-      </w:r>
-    </w:p>
-    <w:p>
-      <w:pPr>
-        <w:jc w:val="right"/>
-        <w:bidi/>
-      </w:pPr>
-      <w:r>
-        <w:rPr>
-          <w:b w:val="0"/>
-          <w:i w:val="0"/>
-        </w:rPr>
-        <w:t>أسامھ بن احمد بن عباس زيني</w:t>
-      </w:r>
-    </w:p>
-    <w:p>
-      <w:pPr>
-        <w:jc w:val="right"/>
-        <w:bidi/>
-      </w:pPr>
-      <w:r>
-        <w:rPr>
-          <w:b w:val="0"/>
-          <w:i w:val="0"/>
-        </w:rPr>
-        <w:t>أسامھ بن احمد بن عباس زيني</w:t>
-      </w:r>
-    </w:p>
-    <w:p>
-      <w:pPr>
-        <w:jc w:val="right"/>
-        <w:bidi/>
-      </w:pPr>
-      <w:r>
-        <w:rPr>
-          <w:b w:val="0"/>
-          <w:i w:val="0"/>
-        </w:rPr>
-        <w:t>ابع نب دمحا نب ھماسأ</w:t>
-      </w:r>
-    </w:p>
-    <w:p>
-      <w:pPr>
-        <w:jc w:val="right"/>
-        <w:bidi/>
-      </w:pPr>
-      <w:r>
-        <w:rPr>
-          <w:b w:val="0"/>
-          <w:i w:val="0"/>
-        </w:rPr>
-        <w:t>ابع نب دمحا نب ھماسأ</w:t>
-      </w:r>
-    </w:p>
-    <w:p>
-      <w:pPr>
-        <w:jc w:val="right"/>
-        <w:bidi/>
-      </w:pPr>
-      <w:r>
-        <w:rPr>
-          <w:b w:val="0"/>
-          <w:i w:val="0"/>
-        </w:rPr>
-        <w:t>تم فأو ةرئادـلا ن فرطلا نأ ع ليكو ن عدملا ميدـقت ھبيقع الوأ لالخ 3 مايأ اقفرم ھيف تادن سملا ةد ؤملا عم نم لبق ھل وم ةيـضقلا ةـقباسلا ملف لزي روط ثحبلا .ھنع ل متـساو ليكو ن عدملا بيقعتلل ع ام .مدق يطاـيتحا : بطاـخم ةـلد ةـيئان ا قـقحتلل نـم ة ـ دـقعلا لـحم نـعط دملا ،" نـعو ة ـ ر رقتلا مدـقملا ةـ دـقعلا .ھـسفنب تاـبلطلا 1: . ـصأ : در ىوـعد دملا بابـسألل ة ـ وملا هـالعأ و تاـسل ا .ةـقباسلا .2 دـمحأ سابع ز ھمحر هللا ع دـيق ةاي ا ولو انـض فا مدع ھت ـ نا ل ثروملا ھمحر ماق نعطلاب ع مدع هللا دـق مدـق ماـمأ ةليـضف ـ اقلا ـ اص نب دـمحم يدـيازلا ذـنم رـشع تاونـس اـب رقت نا و ا قو ثروملا خيـشلا هاـب نا مكتليـضف ا ر رقت وـبا ةـلازغ ، اـمك ـال اـنتوفي نأ هوـنن مكتليـضف نا دـقع م ملا نـ ب كوـم ثروملاو ھمحر ـش ا ةرئادـلا ةرقوملا نأ لـيكو دملا ـس ھـق رطب غ ةرـشابم لودـعلا نـع ھـبلط نعطلاـب ر و لاـب تفلو صـص ا غـلبمب 120 نوـيلم لاـ ر ع ءارـش كوـم صـص ثروملا ھـمحر هللا ةكرـشلل لـحم .ىوعدـلا 6 . امك ماـق ءارـش صـصح ثروملا ھـمحر هللا ةـميقب ( 000,450 فـلأ ) مـتو درلا ع كـلذ ميدـقتو ةـن بلا و دـقع عيب صص ا ةكرشلل لحم ىوعدلا ا ھسفن امدنعو مت درلا ع ھئاعدا ، دا دوجوب ن غ عيبلا ناو كوم دق ركذ ةـيادب ىوعدـلا نأ كوـم دـق ماـق لالغتـساب ةـلا ولا ةـحونمملا ھـل نـم ثروملا ھـمحر هللا ماـقو كوـم لقنب 5 . اـمك هوـنن ةرئادـلا ةرقوملا لـالخ عـالط ع عوـضوم ىوعدـلا ن بـ ي مكتليـضفل ضقاـنت دملا هاوـعد ثيح ةكرـشلا راـشملا ھـيلا هـالعأ اـمك ماـق دملا ءاربإـب ةـمذ دملا ھـيلع ( كوـم ) نمـض صوـصن قـ م ليدـع دـقعلا . دملا مـلع اـمامت نـع ة ـ عيبـلا يذـلا مـت نـ ب كوـم و ثروملا ھـمحر هللا و قـ م ليدـع دـقع س ـسأت ( دملا ھـيلع ) ديـسلا / ةـماسأ دـمحأ ز ك رـشلاو ي اـثلا ةكرـش وـ زوأ ةدودـحملا اذـ و تـ ثي مكتليـضفل نأ خـ رات و 10/2/1434 ـو نمـضتملا نأ ءا رـشلا ددـ ا ةكرـش دـمحأ ز ةـ راجتلا مـ ك رـشلا لو كوـم ليدـع دـقع س ـسأتلا ةكرـش دـمحأ ز ةـ راجتلا ( لحم ىوعدلا )و يذلا مت ةقيثوت مقرب (130) دلجم ( /9ع2/) مـقرب 185/17/2: ماـعل 1432 ـ ماـق دملا ةـلاصا ، و روـضح ھـليكو يماـحملا مازع ةـجوخ عيقوتلاـب ع ةكرـشلا لحم ىوعدلا اذ ف غ حي ، وتس مكتليضفل ءانثا ذيفنت مك ا رداصلا نم ةمكحملا ة راد ةرقوملا ع كـ لذ ، 4 . نأـش اـم هركذ لـيكو دملا نـم مدـع مـلع ھل وـم ( دملا ) جراـختب ثروملا ھـمحر هللا نم نمـضتملا ھبابـسأ ة ـ ةيل أ خيـشلا دمحأ ز ھمحر هللا ، ھنأو عيطتـس بدت هرومأ ةسفنب تضقو ةرئادلا هدـلاو خيـشلا دـمحأ ز ھـمحر هللا ، بجوـمب كـص مـك ا مـقر ( 33286392 ) خـ رات و 08/06/1433: ـ و ءاـضقو بحاـص ةليـضفلا ـ اقلا مـي اربا نادـي لا درب ىوـعد ر ا ةـماقملا نـم دملا هذـ ىوعدـلا دـض ھـم ه كرتو نـعطلا ةـيل أ هدـلاو ھـمحر هللا ، لاـطبال عـيب صـص ا امدـنعو ردـص ر رقت ة ـ لا ةيـسفنلا ةدـيقملا ( 3216104 ) خـ رات و 22/02/1432: ـ ـلاو بـلطي ر ا ع هدـلاو خيـشلا دـمحا ساـبع ز ناـ ل اـمك نأ دملا مـل نـعطي مدـع ة ـ دـقعلا .اـ قو 3 . اـمك ـ ون مكتليـضفل نأ دملا لـالخ رظن ىوعدـلا ثـيح اـننأ ان ـ وا نأ عيبـلا ماـمأ بتاـ لدـعلا مـت ةـميقلاب ةيمـس نـكلو ةـميقلا ةـيلعفلا غـلبم 120 نوـيلم قـبس نأو انمدـقت دـقعلاب لـحم فـال ا اـممأ ةليـضف ـ اقلا ـ اص نب دـمحم يدـيازلا ةـمكحملاب ةـماعلا ةدـجب صـص ا م م عم ثروم ھيل وم ھتو ـسف هؤاـفخاو دـقعلل لـيلد ع مدـع ھت ـ ، اـن و ركذـن ليكو دملا اننأب 2 . نأـش اـم هركذ لـيكو دملا نم ھنأ دـع لـ هذـ تاونـسلا نم فـال ا عم دملا ھيلع معزي دوجوب دـقع عيب ھمحر هللا ( دـقو د ـش ع دـقعلا ن نثا نم دو ـشلا لدـعلا اضيأ ) قفرم ة ـ نم دقعلا تاسل ا .ةقباسلا ةردـقو ( 000,000,120 ) ةـئام نورـشعو نوـيلم لاـ ر يدوعـس كـلذو بجوـمب دـقعلا م ملا نـ ب كوـم ثروملاو</w:t>
-      </w:r>
-    </w:p>
-    <w:p>
-      <w:pPr>
-        <w:jc w:val="right"/>
-        <w:bidi/>
-      </w:pPr>
-      <w:r>
-        <w:rPr>
-          <w:b w:val="0"/>
-          <w:i w:val="0"/>
-        </w:rPr>
-        <w:t>ضبط</w:t>
-      </w:r>
-    </w:p>
-    <w:p>
-      <w:pPr>
-        <w:jc w:val="right"/>
-        <w:bidi/>
-      </w:pPr>
-      <w:r>
-        <w:rPr>
-          <w:b w:val="0"/>
-          <w:i w:val="0"/>
-        </w:rPr>
-        <w:t>بجدة التجار ة المحكمة و الدائرة ٤ : ةـ الصفح رقم ۳۱ : ا لسة رقم ٤۲۸۲٤۷۱۷ : القضية رقم</w:t>
-      </w:r>
-    </w:p>
-    <w:p>
-      <w:pPr>
-        <w:jc w:val="right"/>
-        <w:bidi/>
-      </w:pPr>
-      <w:r>
-        <w:rPr>
-          <w:b w:val="0"/>
-          <w:i w:val="0"/>
-        </w:rPr>
-        <w:t>أسامھ بن احمد بن عباس زيني</w:t>
-      </w:r>
-    </w:p>
-    <w:p>
-      <w:pPr>
-        <w:jc w:val="right"/>
-        <w:bidi/>
-      </w:pPr>
-      <w:r>
-        <w:rPr>
-          <w:b w:val="0"/>
-          <w:i w:val="0"/>
-        </w:rPr>
-        <w:t>أسامھ بن احمد بن عباس زيني</w:t>
-      </w:r>
-    </w:p>
-    <w:p>
-      <w:pPr>
-        <w:jc w:val="right"/>
-        <w:bidi/>
-      </w:pPr>
-      <w:r>
-        <w:rPr>
-          <w:b w:val="0"/>
-          <w:i w:val="0"/>
-        </w:rPr>
-        <w:t>أسامھ بن احمد بن عباس زيني</w:t>
-      </w:r>
-    </w:p>
-    <w:p>
-      <w:pPr>
-        <w:jc w:val="right"/>
-        <w:bidi/>
-      </w:pPr>
-      <w:r>
-        <w:rPr>
-          <w:b w:val="0"/>
-          <w:i w:val="0"/>
-        </w:rPr>
-        <w:t>أسامھ بن احمد بن عباس زيني</w:t>
-      </w:r>
-    </w:p>
-    <w:p>
-      <w:pPr>
-        <w:jc w:val="right"/>
-        <w:bidi/>
-      </w:pPr>
-      <w:r>
-        <w:rPr>
-          <w:b w:val="0"/>
-          <w:i w:val="0"/>
-        </w:rPr>
-        <w:t>أسامھ بن احمد بن عباس زيني</w:t>
-      </w:r>
-    </w:p>
-    <w:p>
-      <w:pPr>
-        <w:jc w:val="right"/>
-        <w:bidi/>
-      </w:pPr>
-      <w:r>
-        <w:rPr>
-          <w:b w:val="0"/>
-          <w:i w:val="0"/>
-        </w:rPr>
-        <w:t>أسامھ بن احمد بن عباس زيني</w:t>
-      </w:r>
-    </w:p>
-    <w:p>
-      <w:pPr>
-        <w:jc w:val="right"/>
-        <w:bidi/>
-      </w:pPr>
-      <w:r>
-        <w:rPr>
-          <w:b w:val="0"/>
-          <w:i w:val="0"/>
-        </w:rPr>
-        <w:t>أسامھ بن احمد بن عباس زيني</w:t>
-      </w:r>
-    </w:p>
-    <w:p>
-      <w:pPr>
-        <w:jc w:val="right"/>
-        <w:bidi/>
-      </w:pPr>
-      <w:r>
-        <w:rPr>
-          <w:b w:val="0"/>
-          <w:i w:val="0"/>
-        </w:rPr>
-        <w:t>أسامھ بن احمد بن عباس زيني</w:t>
-      </w:r>
-    </w:p>
-    <w:p>
-      <w:pPr>
-        <w:jc w:val="right"/>
-        <w:bidi/>
-      </w:pPr>
-      <w:r>
-        <w:rPr>
-          <w:b w:val="0"/>
-          <w:i w:val="0"/>
-        </w:rPr>
-        <w:t>ابع نب دمحا نب ھماسأ</w:t>
-      </w:r>
-    </w:p>
-    <w:p>
-      <w:pPr>
-        <w:jc w:val="right"/>
-        <w:bidi/>
-      </w:pPr>
-      <w:r>
-        <w:rPr>
-          <w:b w:val="0"/>
-          <w:i w:val="0"/>
-        </w:rPr>
-        <w:t>ابع نب دمحا نب ھماسأ</w:t>
-      </w:r>
-    </w:p>
-    <w:p>
-      <w:pPr>
-        <w:jc w:val="right"/>
-        <w:bidi/>
-      </w:pPr>
-      <w:r>
-        <w:rPr>
-          <w:b w:val="0"/>
-          <w:i w:val="0"/>
-        </w:rPr>
-        <w:t>بصـيغة ي ون وأن ( بـايت ميجـا 10 ) المرفـق الملـف ـم يتجـاوز ألاـ وع ، واحـد ملـف وجعل ـا وف رسـ ا ترتي ـا COMM- ) لكـ و ي الـدائرة بر ـد إ منھ ـ ة عث مع - ذلـك يتعـذر لم مـا - نـاجز طر ـق عن يـودع ثم (، PDF) ذات وفـق أيـام 3 خلاـل التعقيـب عليـھ المد ع ثـم ، خر الطرف إ ووديـا ( JED-COMM1@moj.gov.sa لية.</w:t>
-      </w:r>
-    </w:p>
-    <w:p>
-      <w:pPr>
-        <w:jc w:val="right"/>
-        <w:bidi/>
-      </w:pPr>
-      <w:r>
-        <w:rPr>
-          <w:b w:val="0"/>
-          <w:i w:val="0"/>
-        </w:rPr>
-        <w:t>سم ز عباس احمد عدنان الصفة المد التوقيع</w:t>
-      </w:r>
-    </w:p>
-    <w:p>
-      <w:pPr>
-        <w:jc w:val="right"/>
-        <w:bidi/>
-      </w:pPr>
-      <w:r>
-        <w:rPr>
-          <w:b w:val="0"/>
-          <w:i w:val="0"/>
-        </w:rPr>
-        <w:t>عيقوتلا ىماحم ةفصلا قراط فلخ نب ع ار ى را ا مس</w:t>
-      </w:r>
-    </w:p>
-    <w:p>
-      <w:pPr>
-        <w:jc w:val="right"/>
-        <w:bidi/>
-      </w:pPr>
-      <w:r>
-        <w:rPr>
-          <w:b w:val="0"/>
-          <w:i w:val="0"/>
-        </w:rPr>
-        <w:t>عيقوتلا ىماحم ةفصلا ع اش هللادبع ملاس نب ي ال مس</w:t>
-      </w:r>
-    </w:p>
-    <w:p>
-      <w:pPr>
-        <w:jc w:val="right"/>
-        <w:bidi/>
-      </w:pPr>
-      <w:r>
-        <w:rPr>
-          <w:b w:val="0"/>
-          <w:i w:val="0"/>
-        </w:rPr>
-        <w:t>عيقوتلا ىماحم ةفصلا دمحم زاوف نب نم عثلا مس</w:t>
-      </w:r>
-    </w:p>
-    <w:p>
-      <w:pPr>
-        <w:jc w:val="right"/>
-        <w:bidi/>
-      </w:pPr>
-      <w:r>
-        <w:rPr>
-          <w:b w:val="0"/>
-          <w:i w:val="0"/>
-        </w:rPr>
-        <w:t>عيقوتلا ىماحم ةفصلا ناطلس دجام رصان ي اطحقلا مس</w:t>
-      </w:r>
-    </w:p>
-    <w:p>
-      <w:pPr>
-        <w:jc w:val="right"/>
-        <w:bidi/>
-      </w:pPr>
-      <w:r>
-        <w:rPr>
-          <w:b w:val="0"/>
-          <w:i w:val="0"/>
-        </w:rPr>
-        <w:t>سم ز عباس احمد اسامة الصفة عليھ مد التوقيع</w:t>
-      </w:r>
-    </w:p>
-    <w:p>
-      <w:pPr>
-        <w:jc w:val="right"/>
-        <w:bidi/>
-      </w:pPr>
-      <w:r>
-        <w:rPr>
-          <w:b w:val="0"/>
-          <w:i w:val="0"/>
-        </w:rPr>
-        <w:t>عيقوتلا 2003 ةفصلا رمع دوعس نب دعس ي طملا مس</w:t>
-      </w:r>
-    </w:p>
-    <w:p>
-      <w:pPr>
-        <w:jc w:val="right"/>
-        <w:bidi/>
-      </w:pPr>
-      <w:r>
-        <w:rPr>
-          <w:b w:val="0"/>
-          <w:i w:val="0"/>
-        </w:rPr>
-        <w:t>عيقوتلا ليكو ةفصلا رمع دوعس نب دعس ي طملا مس</w:t>
-      </w:r>
-    </w:p>
-    <w:p>
-      <w:pPr>
-        <w:jc w:val="right"/>
-        <w:bidi/>
-      </w:pPr>
-      <w:r>
-        <w:rPr>
-          <w:b w:val="0"/>
-          <w:i w:val="0"/>
-        </w:rPr>
-        <w:t>عيقوتلا س ئر ةرئادلا ةيئاضقلاةفصلا فاسع نب اص اوعلا مس</w:t>
-      </w:r>
-    </w:p>
-    <w:p>
-      <w:pPr>
-        <w:jc w:val="right"/>
-        <w:bidi/>
-      </w:pPr>
-      <w:r>
-        <w:rPr>
-          <w:b w:val="0"/>
-          <w:i w:val="0"/>
-        </w:rPr>
-        <w:t>ضبط</w:t>
-      </w:r>
-    </w:p>
-    <w:p>
-      <w:pPr>
-        <w:jc w:val="right"/>
-        <w:bidi/>
-      </w:pPr>
-      <w:r>
-        <w:rPr>
-          <w:b w:val="0"/>
-          <w:i w:val="0"/>
-        </w:rPr>
-        <w:t>بجدة التجار ة المحكمة و الدائرة ۵ : ةـ الصفح رقم ۳۱ : ا لسة رقم ٤۲۸۲٤۷۱۷ : القضية رقم</w:t>
-      </w:r>
-    </w:p>
-    <w:p>
-      <w:pPr>
-        <w:jc w:val="right"/>
-        <w:bidi/>
-      </w:pPr>
-      <w:r>
-        <w:rPr>
-          <w:b w:val="0"/>
-          <w:i w:val="0"/>
-        </w:rPr>
-        <w:t>فارطأ ةيضقلا</w:t>
-      </w:r>
-    </w:p>
-    <w:p>
-      <w:pPr>
-        <w:jc w:val="right"/>
-        <w:bidi/>
-      </w:pPr>
-      <w:r>
-        <w:rPr>
-          <w:b w:val="0"/>
-          <w:i w:val="0"/>
-        </w:rPr>
-        <w:t>الدائرة أعضاء توقيع</w:t>
+        <w:t>[صفحة 5]</w:t>
+        <w:br/>
+        <w:t>ةيدوعسلا ةيبرعلا ةكلمملا</w:t>
+        <w:br/>
+        <w:t>5ه .وزارة العدل ضبط</w:t>
+        <w:br/>
+        <w:t>إلا 01 نك</w:t>
+        <w:br/>
+        <w:t>ااا لصي ات أ؟”ت&lt;&lt;ظ 23092230 سس</w:t>
+        <w:br/>
+        <w:t>دما ا 1</w:t>
+        <w:br/>
+        <w:t>المحكمة التجارية بجدة رقم ‎١‏ الصفحة : 84 0 !1</w:t>
+        <w:br/>
+        <w:t>الدائرة الاولى رقم القضية: 21417874017 رقمالجلسة: ‎#١‏ 1 إلا</w:t>
+        <w:br/>
+        <w:t>ترتيها وفهرستها وجعلبها في ملف واحدء وعلى ألا. يتجاوز حجم الملف المرفق (10 ميجا بايت) وأن يكون بصيغة</w:t>
+        <w:br/>
+        <w:t>(8م), ثم يودع عن طريق ناجز -ما لم يتعذر ذلك- مع بعث نسخة منه إلى بريد الدائرة الإلكتروني 001/1</w:t>
+        <w:br/>
+        <w:t>2 . ز0 0 1/1/1 150-20) وودياً إلى الطرف الآخرء ثم على المدعى عليه التعقيب خلاءل 3 أيام وفق ذات</w:t>
+        <w:br/>
+        <w:t>.ةيلآلا</w:t>
+        <w:br/>
+        <w:t>0ك ك1 ]#23# ا ٍصبطجطجطجطجطجطجطجطجطججطجطط ل يي آثآ---111111 ب ةيضقلا فارطأ |بلتبس|</w:t>
+        <w:br/>
+        <w:t>2 2 مسإلا</w:t>
+        <w:br/>
+        <w:t>ععدنان احمد عباس زيني الصفة المدعي التوقيع</w:t>
+        <w:br/>
+        <w:t>2 2 مسإلا</w:t>
+        <w:br/>
+        <w:t>عيقوتلا ىماحم ةفصلا كسلا عيار نب فلخ قراط</w:t>
+        <w:br/>
+        <w:t>2 2 مسإلا</w:t>
+        <w:br/>
+        <w:t>عيقوتلا ىماحم ةعايصللا يباله نب ملاس هللا دبع عياش</w:t>
+        <w:br/>
+        <w:t>8 8 مسإلا</w:t>
+        <w:br/>
+        <w:t>عيقوتلا ىماحم ' يلعثلا رينم نب زاوف دمحم</w:t>
+        <w:br/>
+        <w:t>2 2 مسإلا</w:t>
+        <w:br/>
+        <w:t>عيقوتلا ىماحم ةفيحلل يناطحقلا رصان دجام ناطلس</w:t>
+        <w:br/>
+        <w:t>2 2 مسإلا</w:t>
+        <w:br/>
+        <w:t>اسامة احمد عباس زيني الصفة مدعى عليه التوقيع</w:t>
+        <w:br/>
+        <w:t>2 8 مسإلا</w:t>
+        <w:br/>
+        <w:t>يقوتلا 2003 ةفصلا</w:t>
+        <w:br/>
+        <w:t>عيقوتل يريطملا دعس نب دوعس رمع</w:t>
+        <w:br/>
+        <w:t>2 2 مسإلا</w:t>
+        <w:br/>
+        <w:t>عيقوتلا ليك ةفصلا يريطملا دعس نب دوعس رمع</w:t>
+        <w:br/>
+        <w:t>يبيب|!|]|]| ِِ|ط|ط|ط|ط!|!|ط!|!|!|!|آثآظآ اج ‏ ةرئاشلا ءاضعأ عيقوق شل</w:t>
+        <w:br/>
+        <w:t>را عج ةيئاضقلا ةرئادلا سيئر يجاوعلا حلاص نب فاسع</w:t>
       </w:r>
     </w:p>
     <w:sectPr>

--- a/zaini_case_audit_output/outputs/word/documents/109_ضبط جلسة رقم 31 يوم 24-11-1444 هـ للدعوى رقم 42824717 طلب المدعى عليه تقديم العق.docx
+++ b/zaini_case_audit_output/outputs/word/documents/109_ضبط جلسة رقم 31 يوم 24-11-1444 هـ للدعوى رقم 42824717 طلب المدعى عليه تقديم العق.docx
@@ -82,7 +82,7 @@
         <w:br/>
         <w:t>2</w:t>
         <w:br/>
-        <w:t>ةيدوعسلا ةيبرعلا ةعلمما كاك</w:t>
+        <w:t>كاك امملعة العربية السعودية</w:t>
         <w:br/>
         <w:t>هما وزارة العدل ضبط</w:t>
         <w:br/>
@@ -100,11 +100,11 @@
         <w:br/>
         <w:t>ل أنطراق القضية ا ف سس نز لس</w:t>
         <w:br/>
-        <w:t>ىماحم يدوعس لي ةينطولا ةيوهلا يلعثلا رينم نب زاوف دمحم</w:t>
+        <w:t>محمد فواز بن منير الثعلي الهوية الوطنية يل سعودي محامى</w:t>
         <w:br/>
-        <w:t>ىماحم يدوعس لقتل كح ةينطولا ةيوهلا يباله نب ملاس هللا دبع عياش</w:t>
+        <w:t>شايع عبد الله سالم بن هلابي الهوية الوطنية حك لتقل سعودي محامى</w:t>
         <w:br/>
-        <w:t>ىماحم يدوعس ل ةينطولا ةيوهلا ىثراحلا عيار نب فلخ قراط</w:t>
+        <w:t>طارق خلف بن رايع الحارثى الهوية الوطنية ل سعودي محامى</w:t>
         <w:br/>
         <w:t>سلطان ماجد ناصر القحطاني الهوية الوطنية ال لاس .11 سعودي حاضر</w:t>
         <w:br/>
@@ -122,27 +122,27 @@
         <w:br/>
         <w:t>ىماحم يدوعس لكحل ل ةينطولا ةيوهلا يريطملا ضئاع حلاص رساي</w:t>
         <w:br/>
-        <w:t>ىماحم يدوعس ‏١5/4.‎ ةينطولا ةيوهلا دشار نب حرفم نب فرشم نب يلع</w:t>
+        <w:t>علي بن مشرف بن مفرح بن راشد الهوية الوطنية ‎١5/4.‏ سعودي محامى</w:t>
         <w:br/>
-        <w:t>2003 يدوعس ليل ةينطولا ةيوهلا يريطملا دعس نب دوعس رمع</w:t>
+        <w:t>عمر سعود بن سعد المطيري الهوية الوطنية ليل سعودي 2003</w:t>
         <w:br/>
-        <w:t>ىماحم يدوعس .11 سلال سلا ةينطولا ةيوهلا يناطحقلا رصان دجام ناطلس</w:t>
+        <w:t>سلطان ماجد ناصر القحطاني الهوية الوطنية الس لالس .11 سعودي محامى</w:t>
         <w:br/>
-        <w:t>ليكو يدوعس ليك ةينطولا ةيوهلا يريطملا دعس نب دوعس رمع</w:t>
+        <w:t>عمر سعود بن سعد المطيري الهوية الوطنية كيل سعودي وكيل</w:t>
         <w:br/>
-        <w:t>ىماحم يدوعس لك ل ةينطولا ةيوهلا جوخ ميهاربا لصيف مازع</w:t>
+        <w:t>عزام فيصل ابراهيم خوج الهوية الوطنية ل كل سعودي محامى</w:t>
         <w:br/>
-        <w:t>ليكو ‏١1١14.‎ ه8 ةينطولا ةيوهلا يريطملا دعس نب حبار نب يكرت</w:t>
+        <w:t>تركي بن رابح بن سعد المطيري الهوية الوطنية 8ه ‎١1١14.‏ وكيل</w:t>
         <w:br/>
         <w:t>- قتحت الجلسة يحتبور:- _ لاا #©َ# مه ٍ؟[سسصبببييييييييييييبيبيييييييييييييييييييييييييييييييييييييييييييييييييحححييييييييييييييييييييييييييجيجيجييجيييحججييييحح</w:t>
         <w:br/>
         <w:t>عدنان احمد عباس زيني الهوية الوظنية الف كل السعودية المدعي</w:t>
         <w:br/>
-        <w:t>ىماحم ةيدوعسلا 0 ةينطولا ةيوهلا ىثراحلا عيار نب فلخ قراط</w:t>
+        <w:t>طارق خلف بن رايع الحارثى الهوية الوطنية 0 السعودية محامى</w:t>
         <w:br/>
-        <w:t>ىماحم ةيدوعسلا ل ةينطولا ةيوهلا يباله نب ملاس هللا دبع عياش</w:t>
+        <w:t>شايع عبد الله سالم بن هلابي الهوية الوطنية ل السعودية محامى</w:t>
         <w:br/>
-        <w:t>ىماحم ةيدوعسلا لي ةينطولا ةيوهلا يلعثلا رينم نب زاوف دمحم</w:t>
+        <w:t>محمد فواز بن منير الثعلي الهوية الوطنية يل السعودية محامى</w:t>
       </w:r>
     </w:p>
     <w:p>
@@ -187,7 +187,7 @@
           <w:b w:val="0"/>
           <w:i w:val="0"/>
         </w:rPr>
-        <w:t>نىماجم ةيدوعسلا 1 سارا وسلا ةينطولا ةيوهلا يناطحقلا رصان دجام ناطلس</w:t>
+        <w:t>سلطان ماجد ناصر القحطاني الهوية الوطنية السو اراس 1 السعودية مجامىن</w:t>
       </w:r>
     </w:p>
     <w:p>
@@ -213,7 +213,7 @@
           <w:b w:val="0"/>
           <w:i w:val="0"/>
         </w:rPr>
-        <w:t>200 ةيدوعسلا 0 ةينطولا ةيوهلا يريطملا دعس نب دوعس رمع</w:t>
+        <w:t>عمر سعود بن سعد المطيري الهوية الوطنية 0 السعودية 200</w:t>
       </w:r>
     </w:p>
     <w:p>
@@ -226,13 +226,13 @@
           <w:b w:val="0"/>
           <w:i w:val="0"/>
         </w:rPr>
-        <w:t>ليكو ةيدوعسلا 200 ةينطولا ةيوهلا يريطملا دعس نب دوعس رمع</w:t>
+        <w:t>عمر سعود بن سعد المطيري الهوية الوطنية 200 السعودية وكيل</w:t>
         <w:br/>
         <w:t>نوج زإلى فضيلتكم دعوانا بالتفصيل الآتي: بتاريخ 26 / 7/ 1434ه صدر حكم من المحكمة العامة بجدة</w:t>
         <w:br/>
         <w:t>بالصك رقم 43281449 وتاريخ 7/26 / 1434ه يقضي بتولي قيماً على المورث لفقدانه الأهلية والإدراك</w:t>
         <w:br/>
-        <w:t>هيلع ىعدملا لغتسا هالعا اهلإ راشملا يلولا ىوعد رظن ءانثو ةبيرلاو كشلا ةرتف ينو (مكحلا كص قفرم)</w:t>
+        <w:t>(مرفق صك الحكم) وني فترة الشك والريبة وثناء نظر دعوى الولي المشار إلها اعلاه استغل المدعى عليه</w:t>
         <w:br/>
         <w:t>ةكرش يف هصصح عيب يف هنع عيقوتلاب ماقو 20351: هّللا همحري 20350: يلكوم ثروم نم هل ةحونمملا تالاكولا</w:t>
         <w:br/>
@@ -424,7 +424,7 @@
         <w:br/>
         <w:t>الشركة محل الدعوى فهذا غير صحيح. نستوضح لفضيلتكم اثناء تنفيذ الحكم الصادر من المحكمة الإدارية</w:t>
         <w:br/>
-        <w:t>ىلع عيقوتلاب ةجوخ مازع يماحملا هليكو روضح يفو . ةلاصا يعدملا ماق ه1432 ماعل :.185/17/2مقرب</w:t>
+        <w:t>برقم:.185/17/2 لعام 1432ه قام المدعي اصالة . وفي حضور وكيله المحامي عزام خوجة بالتوقيع على</w:t>
         <w:br/>
         <w:t>تعديل عقد التأسيس شركة أحمد زيني التجارية (محل الدعوى) و الذي تم توثيقة برقم(130)مجلد (9/ع/2)</w:t>
         <w:br/>
@@ -475,7 +475,7 @@
         </w:rPr>
         <w:t>[صفحة 5]</w:t>
         <w:br/>
-        <w:t>ةيدوعسلا ةيبرعلا ةكلمملا</w:t>
+        <w:t>المملكة العربية السعودية</w:t>
         <w:br/>
         <w:t>5ه .وزارة العدل ضبط</w:t>
         <w:br/>
@@ -497,7 +497,7 @@
         <w:br/>
         <w:t>.ةيلآلا</w:t>
         <w:br/>
-        <w:t>0ك ك1 ]#23# ا ٍصبطجطجطجطجطجطجطجطجطججطجطط ل يي آثآ---111111 ب ةيضقلا فارطأ |بلتبس|</w:t>
+        <w:t>|سبتلب| أطراف القضية ب ---111111آثآ يي ل ططجطججطجطجطجطجطجطجطجطجطبصٍ ا #23#[ 1ك ك0</w:t>
         <w:br/>
         <w:t>2 2 مسإلا</w:t>
         <w:br/>

--- a/zaini_case_audit_output/outputs/word/documents/109_ضبط جلسة رقم 31 يوم 24-11-1444 هـ للدعوى رقم 42824717 طلب المدعى عليه تقديم العق.docx
+++ b/zaini_case_audit_output/outputs/word/documents/109_ضبط جلسة رقم 31 يوم 24-11-1444 هـ للدعوى رقم 42824717 طلب المدعى عليه تقديم العق.docx
@@ -110,7 +110,7 @@
         <w:br/>
         <w:t>سليمان محمد سليمان السديري الهوية الوطنية ‎١.١١‏ سعودي محامى</w:t>
         <w:br/>
-        <w:t>ىماحم يدوعس ل ةينطولا ةيوهلا يمايلا حلاص بلاط يلع</w:t>
+        <w:t>علي طالب صالح اليامي الهوية الوطنية ل سعودي محامى</w:t>
         <w:br/>
         <w:t>رفيف راشد جزاء الثقفي الهوية الوطنية لس ليل سعودي وكيل</w:t>
         <w:br/>
@@ -120,7 +120,7 @@
         <w:br/>
         <w:t>اسامة احمد عباس زيني الهوية الوطنية لف ل سعودي مدعى عليه</w:t>
         <w:br/>
-        <w:t>ىماحم يدوعس لكحل ل ةينطولا ةيوهلا يريطملا ضئاع حلاص رساي</w:t>
+        <w:t>ياسر صالح عائض المطيري الهوية الوطنية ل لحكل سعودي محامى</w:t>
         <w:br/>
         <w:t>علي بن مشرف بن مفرح بن راشد الهوية الوطنية ‎١5/4.‏ سعودي محامى</w:t>
         <w:br/>
@@ -318,7 +318,7 @@
         <w:br/>
         <w:t>القناعة بعدم صحة عقد البيع المبرم بين مورث موكلي والمدعى عليه ثم إن انتقال الملكية شرعاً المعتد به</w:t>
         <w:br/>
-        <w:t>و ةلازغ وبا لالط بساحملا ريرقت ردص نأ دعب دقعلا اذه ةزاجا دعب مت امنا ةيماظنلاو ةيعرشلا هراثآل جتنملاو</w:t>
+        <w:t>والمنتج لآثاره الشرعية والنظامية انما تم بعد اجازة هذا العقد بعد أن صدر تقرير المحاسب طلال ابو غزالة و</w:t>
         <w:br/>
         <w:t>شركاه المشار إليه آنفاً - المنتدب من المحكمة - و الذي تم التخارج بموجبه في باقي الشركات وهو محل إقرار من</w:t>
         <w:br/>
@@ -446,7 +446,7 @@
         <w:br/>
         <w:t>الحصص بمبلغ 120 مليون ريال على شراء موكلي لحصص المورث رحمه الله للشركة محل الدعوى. 6. كما</w:t>
         <w:br/>
-        <w:t>تفلو ريوزتلاب نعطلاب هبلط نع لودعلا ةرشابم ريغ هقيرطب ىعسي يعدملا ليكو نأ ةرقؤملا ةرئادلا ىلا ريشن</w:t>
+        <w:t>نشير الى الدائرة المؤقرة أن وكيل المدعي يسعى بطريقه غير مباشرة العدول عن طلبه بالطعن بالتزوير ولفت</w:t>
         <w:br/>
         <w:t>انتباه فضيلتكم الى تقرير ابو غزالة كما لا يفوتنا أن ننوه فضيلتكم ان عقد المبرم بين موكلي والمورث رحمه</w:t>
         <w:br/>
@@ -483,7 +483,7 @@
         <w:br/>
         <w:t>ااا لصي ات أ؟”ت&lt;&lt;ظ 23092230 سس</w:t>
         <w:br/>
-        <w:t>دما ا 1</w:t>
+        <w:t>1 ا امد</w:t>
         <w:br/>
         <w:t>المحكمة التجارية بجدة رقم ‎١‏ الصفحة : 84 0 !1</w:t>
         <w:br/>
@@ -495,47 +495,47 @@
         <w:br/>
         <w:t>2 . ز0 0 1/1/1 150-20) وودياً إلى الطرف الآخرء ثم على المدعى عليه التعقيب خلاءل 3 أيام وفق ذات</w:t>
         <w:br/>
-        <w:t>.ةيلآلا</w:t>
+        <w:t>الآلية.</w:t>
         <w:br/>
         <w:t>|سبتلب| أطراف القضية ب ---111111آثآ يي ل ططجطججطجطجطجطجطجطجطجطجطبصٍ ا #23#[ 1ك ك0</w:t>
         <w:br/>
-        <w:t>2 2 مسإلا</w:t>
+        <w:t>الإسم 2 2</w:t>
         <w:br/>
         <w:t>ععدنان احمد عباس زيني الصفة المدعي التوقيع</w:t>
         <w:br/>
-        <w:t>2 2 مسإلا</w:t>
+        <w:t>الإسم 2 2</w:t>
         <w:br/>
-        <w:t>عيقوتلا ىماحم ةفصلا كسلا عيار نب فلخ قراط</w:t>
+        <w:t>طارق خلف بن رايع السك الصفة محامى التوقيع</w:t>
         <w:br/>
-        <w:t>2 2 مسإلا</w:t>
+        <w:t>الإسم 2 2</w:t>
         <w:br/>
-        <w:t>عيقوتلا ىماحم ةعايصللا يباله نب ملاس هللا دبع عياش</w:t>
+        <w:t>شايع عبد الله سالم بن هلابي اللصياعة محامى التوقيع</w:t>
         <w:br/>
-        <w:t>8 8 مسإلا</w:t>
+        <w:t>الإسم 8 8</w:t>
         <w:br/>
-        <w:t>عيقوتلا ىماحم ' يلعثلا رينم نب زاوف دمحم</w:t>
+        <w:t>محمد فواز بن منير الثعلي ' محامى التوقيع</w:t>
         <w:br/>
-        <w:t>2 2 مسإلا</w:t>
+        <w:t>الإسم 2 2</w:t>
         <w:br/>
-        <w:t>عيقوتلا ىماحم ةفيحلل يناطحقلا رصان دجام ناطلس</w:t>
+        <w:t>سلطان ماجد ناصر القحطاني للحيفة محامى التوقيع</w:t>
         <w:br/>
-        <w:t>2 2 مسإلا</w:t>
+        <w:t>الإسم 2 2</w:t>
         <w:br/>
         <w:t>اسامة احمد عباس زيني الصفة مدعى عليه التوقيع</w:t>
         <w:br/>
-        <w:t>2 8 مسإلا</w:t>
+        <w:t>الإسم 8 2</w:t>
         <w:br/>
-        <w:t>يقوتلا 2003 ةفصلا</w:t>
+        <w:t>الصفة 2003 التوقي</w:t>
         <w:br/>
-        <w:t>عيقوتل يريطملا دعس نب دوعس رمع</w:t>
+        <w:t>عمر سعود بن سعد المطيري لتوقيع</w:t>
         <w:br/>
-        <w:t>2 2 مسإلا</w:t>
+        <w:t>الإسم 2 2</w:t>
         <w:br/>
-        <w:t>عيقوتلا ليك ةفصلا يريطملا دعس نب دوعس رمع</w:t>
+        <w:t>عمر سعود بن سعد المطيري الصفة كيل التوقيع</w:t>
         <w:br/>
-        <w:t>يبيب|!|]|]| ِِ|ط|ط|ط|ط!|!|ط!|!|!|!|آثآظآ اج ‏ ةرئاشلا ءاضعأ عيقوق شل</w:t>
+        <w:t>لش قوقيع أعضاء الشائرة ‏ جا آظآثآ|!|!|!|!ط|!|!ط|ط|ط|ط|ِِ |[|[|!|بيبي</w:t>
         <w:br/>
-        <w:t>را عج ةيئاضقلا ةرئادلا سيئر يجاوعلا حلاص نب فاسع</w:t>
+        <w:t>عساف بن صالح العواجي رئيس الدائرة القضائية جع ار</w:t>
       </w:r>
     </w:p>
     <w:sectPr>

--- a/zaini_case_audit_output/outputs/word/documents/109_ضبط جلسة رقم 31 يوم 24-11-1444 هـ للدعوى رقم 42824717 طلب المدعى عليه تقديم العق.docx
+++ b/zaini_case_audit_output/outputs/word/documents/109_ضبط جلسة رقم 31 يوم 24-11-1444 هـ للدعوى رقم 42824717 طلب المدعى عليه تقديم العق.docx
@@ -51,20 +51,6 @@
           <w:i/>
         </w:rPr>
         <w:t>[مخرج آلي / Script Output - سماوي]  [مخرج آلي يحتاج مراجعة بشرية - وردي]</w:t>
-      </w:r>
-    </w:p>
-    <w:p>
-      <w:pPr>
-        <w:jc w:val="right"/>
-        <w:bidi/>
-      </w:pPr>
-      <w:r>
-        <w:rPr>
-          <w:b w:val="0"/>
-          <w:i/>
-          <w:color w:val="C00000"/>
-        </w:rPr>
-        <w:t>[نص ممسوح OCR صُحِّح ترتيبه آلياً — قد يحتوي أخطاء طفيفة]</w:t>
       </w:r>
     </w:p>
     <w:p/>
@@ -234,7 +220,7 @@
         <w:br/>
         <w:t>(مرفق صك الحكم) وني فترة الشك والريبة وثناء نظر دعوى الولي المشار إلها اعلاه استغل المدعى عليه</w:t>
         <w:br/>
-        <w:t>ةكرش يف هصصح عيب يف هنع عيقوتلاب ماقو 20351: هّللا همحري 20350: يلكوم ثروم نم هل ةحونمملا تالاكولا</w:t>
+        <w:t>الوكالات الممنوحة له من مورث موكلي 20350: يرحمه اللّه 20351: وقام بالتوقيع عنه في بيع حصصه في شركة</w:t>
         <w:br/>
         <w:t>احمد زيني التجارية (ذات مسئولية محدودة) سجل تجاري رقم 4030196102 من مورث موكلي داكة20:</w:t>
         <w:br/>
